--- a/WEEK 3/26MML0031_WEEK_3_EXERCISE.docx
+++ b/WEEK 3/26MML0031_WEEK_3_EXERCISE.docx
@@ -5198,6 +5198,9 @@
               </mc:AlternateContent>
             </w:r>
             <w:r>
+              <w:rPr>
+                <w:noProof/>
+              </w:rPr>
               <w:drawing>
                 <wp:anchor distT="0" distB="0" distL="114300" distR="114300" simplePos="0" relativeHeight="251658240" behindDoc="0" locked="0" layoutInCell="1" allowOverlap="1" wp14:anchorId="6DD2F8B1" wp14:editId="27190ECB">
                   <wp:simplePos x="0" y="0"/>
@@ -5376,6 +5379,9 @@
               </mc:AlternateContent>
             </w:r>
             <w:r>
+              <w:rPr>
+                <w:noProof/>
+              </w:rPr>
               <w:drawing>
                 <wp:anchor distT="0" distB="0" distL="114300" distR="114300" simplePos="0" relativeHeight="251661312" behindDoc="0" locked="0" layoutInCell="1" allowOverlap="1" wp14:anchorId="2AB18CA6" wp14:editId="26C8A535">
                   <wp:simplePos x="0" y="0"/>
@@ -5544,6 +5550,9 @@
               </mc:AlternateContent>
             </w:r>
             <w:r>
+              <w:rPr>
+                <w:noProof/>
+              </w:rPr>
               <w:drawing>
                 <wp:anchor distT="0" distB="0" distL="114300" distR="114300" simplePos="0" relativeHeight="251664384" behindDoc="0" locked="0" layoutInCell="1" allowOverlap="1" wp14:anchorId="45BCA83F" wp14:editId="4B95CD66">
                   <wp:simplePos x="0" y="0"/>
@@ -5712,6 +5721,9 @@
               </mc:AlternateContent>
             </w:r>
             <w:r>
+              <w:rPr>
+                <w:noProof/>
+              </w:rPr>
               <w:drawing>
                 <wp:anchor distT="0" distB="0" distL="114300" distR="114300" simplePos="0" relativeHeight="251667456" behindDoc="0" locked="0" layoutInCell="1" allowOverlap="1" wp14:anchorId="4723308A" wp14:editId="67112B0E">
                   <wp:simplePos x="0" y="0"/>
@@ -5881,6 +5893,9 @@
               </mc:AlternateContent>
             </w:r>
             <w:r>
+              <w:rPr>
+                <w:noProof/>
+              </w:rPr>
               <w:drawing>
                 <wp:anchor distT="0" distB="0" distL="114300" distR="114300" simplePos="0" relativeHeight="251670528" behindDoc="0" locked="0" layoutInCell="1" allowOverlap="1" wp14:anchorId="59FD7B22" wp14:editId="315FDF4A">
                   <wp:simplePos x="0" y="0"/>
@@ -6052,6 +6067,9 @@
               </mc:AlternateContent>
             </w:r>
             <w:r>
+              <w:rPr>
+                <w:noProof/>
+              </w:rPr>
               <w:drawing>
                 <wp:anchor distT="0" distB="0" distL="114300" distR="114300" simplePos="0" relativeHeight="251673600" behindDoc="0" locked="0" layoutInCell="1" allowOverlap="1" wp14:anchorId="7B9146DB" wp14:editId="5A266698">
                   <wp:simplePos x="0" y="0"/>
@@ -6273,6 +6291,9 @@
               </mc:AlternateContent>
             </w:r>
             <w:r>
+              <w:rPr>
+                <w:noProof/>
+              </w:rPr>
               <w:drawing>
                 <wp:anchor distT="0" distB="0" distL="114300" distR="114300" simplePos="0" relativeHeight="251676672" behindDoc="0" locked="0" layoutInCell="1" allowOverlap="1" wp14:anchorId="5F39C2E9" wp14:editId="7653195F">
                   <wp:simplePos x="0" y="0"/>
@@ -6440,10 +6461,7 @@
               <w:spacing w:after="20"/>
             </w:pPr>
             <w:r>
-              <w:t>1</w:t>
-            </w:r>
-            <w:r>
-              <w:t>. NumPy documentation for array creation, descriptive statistics, slicing, reshaping, aggregation, and element-wise operations.</w:t>
+              <w:t>1. NumPy documentation for array creation, descriptive statistics, slicing, reshaping, aggregation, and element-wise operations.</w:t>
             </w:r>
           </w:p>
           <w:p>
@@ -6451,10 +6469,7 @@
               <w:spacing w:after="20"/>
             </w:pPr>
             <w:r>
-              <w:t>2</w:t>
-            </w:r>
-            <w:r>
-              <w:t>. Pandas documentation for DataFrame creation and warehouse performance reporting.</w:t>
+              <w:t>2. Pandas documentation for DataFrame creation and warehouse performance reporting.</w:t>
             </w:r>
           </w:p>
           <w:p>
@@ -6468,7 +6483,21 @@
               <w:t xml:space="preserve"> </w:t>
             </w:r>
             <w:r>
-              <w:t>()</w:t>
+              <w:t>(</w:t>
+            </w:r>
+            <w:hyperlink r:id="rId15" w:history="1">
+              <w:r>
+                <w:rPr>
+                  <w:rStyle w:val="Hyperlink"/>
+                </w:rPr>
+                <w:t>https://github.com/hasnainmakada-99/Data-Science-Codes/blob/main/WEEK%203/EXERCISE_PROGRAM.py</w:t>
+              </w:r>
+            </w:hyperlink>
+            <w:r>
+              <w:t>)</w:t>
+            </w:r>
+            <w:r>
+              <w:t xml:space="preserve"> </w:t>
             </w:r>
           </w:p>
         </w:tc>
@@ -6482,8 +6511,12 @@
       </w:pPr>
     </w:p>
     <w:sectPr>
-      <w:headerReference w:type="default" r:id="rId15"/>
-      <w:footerReference w:type="default" r:id="rId16"/>
+      <w:headerReference w:type="even" r:id="rId16"/>
+      <w:headerReference w:type="default" r:id="rId17"/>
+      <w:footerReference w:type="even" r:id="rId18"/>
+      <w:footerReference w:type="default" r:id="rId19"/>
+      <w:headerReference w:type="first" r:id="rId20"/>
+      <w:footerReference w:type="first" r:id="rId21"/>
       <w:pgSz w:w="11906" w:h="16838"/>
       <w:pgMar w:top="1440" w:right="1440" w:bottom="1440" w:left="1440" w:header="708" w:footer="708" w:gutter="0"/>
       <w:pgBorders w:offsetFrom="page">
@@ -6529,6 +6562,16 @@
   <w:p>
     <w:pPr>
       <w:pStyle w:val="Footer"/>
+    </w:pPr>
+  </w:p>
+</w:ftr>
+</file>
+
+<file path=word/footer2.xml><?xml version="1.0" encoding="utf-8"?>
+<w:ftr xmlns:wpc="http://schemas.microsoft.com/office/word/2010/wordprocessingCanvas" xmlns:cx="http://schemas.microsoft.com/office/drawing/2014/chartex" xmlns:cx1="http://schemas.microsoft.com/office/drawing/2015/9/8/chartex" xmlns:cx2="http://schemas.microsoft.com/office/drawing/2015/10/21/chartex" xmlns:cx3="http://schemas.microsoft.com/office/drawing/2016/5/9/chartex" xmlns:cx4="http://schemas.microsoft.com/office/drawing/2016/5/10/chartex" xmlns:cx5="http://schemas.microsoft.com/office/drawing/2016/5/11/chartex" xmlns:cx6="http://schemas.microsoft.com/office/drawing/2016/5/12/chartex" xmlns:cx7="http://schemas.microsoft.com/office/drawing/2016/5/13/chartex" xmlns:cx8="http://schemas.microsoft.com/office/drawing/2016/5/14/chartex" xmlns:mc="http://schemas.openxmlformats.org/markup-compatibility/2006" xmlns:aink="http://schemas.microsoft.com/office/drawing/2016/ink" xmlns:am3d="http://schemas.microsoft.com/office/drawing/2017/model3d" xmlns:o="urn:schemas-microsoft-com:office:office" xmlns:oel="http://schemas.microsoft.com/office/2019/extlst" xmlns:r="http://schemas.openxmlformats.org/officeDocument/2006/relationships" xmlns:m="http://schemas.openxmlformats.org/officeDocument/2006/math" xmlns:v="urn:schemas-microsoft-com:vml" xmlns:wp14="http://schemas.microsoft.com/office/word/2010/wordprocessingDrawing" xmlns:wp="http://schemas.openxmlformats.org/drawingml/2006/wordprocessingDrawing" xmlns:w10="urn:schemas-microsoft-com:office:word" xmlns:w="http://schemas.openxmlformats.org/wordprocessingml/2006/main" xmlns:w14="http://schemas.microsoft.com/office/word/2010/wordml" xmlns:w15="http://schemas.microsoft.com/office/word/2012/wordml" xmlns:w16cei="http://schemas.microsoft.com/office/word/2026/wordml/cei" xmlns:w16cex="http://schemas.microsoft.com/office/word/2018/wordml/cex" xmlns:w16cid="http://schemas.microsoft.com/office/word/2016/wordml/cid" xmlns:w16="http://schemas.microsoft.com/office/word/2018/wordml" xmlns:w16du="http://schemas.microsoft.com/office/word/2023/wordml/word16du" xmlns:w16sdtdh="http://schemas.microsoft.com/office/word/2020/wordml/sdtdatahash" xmlns:w16sdtfl="http://schemas.microsoft.com/office/word/2024/wordml/sdtformatlock" xmlns:w16se="http://schemas.microsoft.com/office/word/2015/wordml/symex" xmlns:wpg="http://schemas.microsoft.com/office/word/2010/wordprocessingGroup" xmlns:wpi="http://schemas.microsoft.com/office/word/2010/wordprocessingInk" xmlns:wne="http://schemas.microsoft.com/office/word/2006/wordml" xmlns:wps="http://schemas.microsoft.com/office/word/2010/wordprocessingShape" mc:Ignorable="w14 w15 w16se w16cid w16 w16cex w16sdtdh w16sdtfl w16du wp14">
+  <w:p>
+    <w:pPr>
+      <w:pStyle w:val="Footer"/>
       <w:rPr>
         <w:lang w:val="en-US"/>
       </w:rPr>
@@ -6537,14 +6580,26 @@
       <w:rPr>
         <w:sz w:val="20"/>
       </w:rPr>
-      <w:t>Student Reg. No.: __________________________</w:t>
+      <w:t xml:space="preserve">Student Reg. No.: </w:t>
+    </w:r>
+    <w:r>
+      <w:rPr>
+        <w:sz w:val="20"/>
+      </w:rPr>
+      <w:t>26MML0031</w:t>
     </w:r>
     <w:r>
       <w:rPr>
         <w:sz w:val="20"/>
       </w:rPr>
       <w:tab/>
-      <w:t>Name: ______________________________</w:t>
+      <w:t>Name:</w:t>
+    </w:r>
+    <w:r>
+      <w:rPr>
+        <w:sz w:val="20"/>
+      </w:rPr>
+      <w:t xml:space="preserve"> Makada Hasnain Husainbhai</w:t>
     </w:r>
   </w:p>
   <w:p>
@@ -6659,6 +6714,16 @@
 </w:ftr>
 </file>
 
+<file path=word/footer3.xml><?xml version="1.0" encoding="utf-8"?>
+<w:ftr xmlns:wpc="http://schemas.microsoft.com/office/word/2010/wordprocessingCanvas" xmlns:cx="http://schemas.microsoft.com/office/drawing/2014/chartex" xmlns:cx1="http://schemas.microsoft.com/office/drawing/2015/9/8/chartex" xmlns:cx2="http://schemas.microsoft.com/office/drawing/2015/10/21/chartex" xmlns:cx3="http://schemas.microsoft.com/office/drawing/2016/5/9/chartex" xmlns:cx4="http://schemas.microsoft.com/office/drawing/2016/5/10/chartex" xmlns:cx5="http://schemas.microsoft.com/office/drawing/2016/5/11/chartex" xmlns:cx6="http://schemas.microsoft.com/office/drawing/2016/5/12/chartex" xmlns:cx7="http://schemas.microsoft.com/office/drawing/2016/5/13/chartex" xmlns:cx8="http://schemas.microsoft.com/office/drawing/2016/5/14/chartex" xmlns:mc="http://schemas.openxmlformats.org/markup-compatibility/2006" xmlns:aink="http://schemas.microsoft.com/office/drawing/2016/ink" xmlns:am3d="http://schemas.microsoft.com/office/drawing/2017/model3d" xmlns:o="urn:schemas-microsoft-com:office:office" xmlns:oel="http://schemas.microsoft.com/office/2019/extlst" xmlns:r="http://schemas.openxmlformats.org/officeDocument/2006/relationships" xmlns:m="http://schemas.openxmlformats.org/officeDocument/2006/math" xmlns:v="urn:schemas-microsoft-com:vml" xmlns:wp14="http://schemas.microsoft.com/office/word/2010/wordprocessingDrawing" xmlns:wp="http://schemas.openxmlformats.org/drawingml/2006/wordprocessingDrawing" xmlns:w10="urn:schemas-microsoft-com:office:word" xmlns:w="http://schemas.openxmlformats.org/wordprocessingml/2006/main" xmlns:w14="http://schemas.microsoft.com/office/word/2010/wordml" xmlns:w15="http://schemas.microsoft.com/office/word/2012/wordml" xmlns:w16cei="http://schemas.microsoft.com/office/word/2026/wordml/cei" xmlns:w16cex="http://schemas.microsoft.com/office/word/2018/wordml/cex" xmlns:w16cid="http://schemas.microsoft.com/office/word/2016/wordml/cid" xmlns:w16="http://schemas.microsoft.com/office/word/2018/wordml" xmlns:w16du="http://schemas.microsoft.com/office/word/2023/wordml/word16du" xmlns:w16sdtdh="http://schemas.microsoft.com/office/word/2020/wordml/sdtdatahash" xmlns:w16sdtfl="http://schemas.microsoft.com/office/word/2024/wordml/sdtformatlock" xmlns:w16se="http://schemas.microsoft.com/office/word/2015/wordml/symex" xmlns:wpg="http://schemas.microsoft.com/office/word/2010/wordprocessingGroup" xmlns:wpi="http://schemas.microsoft.com/office/word/2010/wordprocessingInk" xmlns:wne="http://schemas.microsoft.com/office/word/2006/wordml" xmlns:wps="http://schemas.microsoft.com/office/word/2010/wordprocessingShape" mc:Ignorable="w14 w15 w16se w16cid w16 w16cex w16sdtdh w16sdtfl w16du wp14">
+  <w:p>
+    <w:pPr>
+      <w:pStyle w:val="Footer"/>
+    </w:pPr>
+  </w:p>
+</w:ftr>
+</file>
+
 <file path=word/footnotes.xml><?xml version="1.0" encoding="utf-8"?>
 <w:footnotes xmlns:wpc="http://schemas.microsoft.com/office/word/2010/wordprocessingCanvas" xmlns:cx="http://schemas.microsoft.com/office/drawing/2014/chartex" xmlns:cx1="http://schemas.microsoft.com/office/drawing/2015/9/8/chartex" xmlns:cx2="http://schemas.microsoft.com/office/drawing/2015/10/21/chartex" xmlns:cx3="http://schemas.microsoft.com/office/drawing/2016/5/9/chartex" xmlns:cx4="http://schemas.microsoft.com/office/drawing/2016/5/10/chartex" xmlns:cx5="http://schemas.microsoft.com/office/drawing/2016/5/11/chartex" xmlns:cx6="http://schemas.microsoft.com/office/drawing/2016/5/12/chartex" xmlns:cx7="http://schemas.microsoft.com/office/drawing/2016/5/13/chartex" xmlns:cx8="http://schemas.microsoft.com/office/drawing/2016/5/14/chartex" xmlns:mc="http://schemas.openxmlformats.org/markup-compatibility/2006" xmlns:aink="http://schemas.microsoft.com/office/drawing/2016/ink" xmlns:am3d="http://schemas.microsoft.com/office/drawing/2017/model3d" xmlns:o="urn:schemas-microsoft-com:office:office" xmlns:oel="http://schemas.microsoft.com/office/2019/extlst" xmlns:r="http://schemas.openxmlformats.org/officeDocument/2006/relationships" xmlns:m="http://schemas.openxmlformats.org/officeDocument/2006/math" xmlns:v="urn:schemas-microsoft-com:vml" xmlns:wp14="http://schemas.microsoft.com/office/word/2010/wordprocessingDrawing" xmlns:wp="http://schemas.openxmlformats.org/drawingml/2006/wordprocessingDrawing" xmlns:w10="urn:schemas-microsoft-com:office:word" xmlns:w="http://schemas.openxmlformats.org/wordprocessingml/2006/main" xmlns:w14="http://schemas.microsoft.com/office/word/2010/wordml" xmlns:w15="http://schemas.microsoft.com/office/word/2012/wordml" xmlns:w16cei="http://schemas.microsoft.com/office/word/2026/wordml/cei" xmlns:w16cex="http://schemas.microsoft.com/office/word/2018/wordml/cex" xmlns:w16cid="http://schemas.microsoft.com/office/word/2016/wordml/cid" xmlns:w16="http://schemas.microsoft.com/office/word/2018/wordml" xmlns:w16du="http://schemas.microsoft.com/office/word/2023/wordml/word16du" xmlns:w16sdtdh="http://schemas.microsoft.com/office/word/2020/wordml/sdtdatahash" xmlns:w16sdtfl="http://schemas.microsoft.com/office/word/2024/wordml/sdtformatlock" xmlns:w16se="http://schemas.microsoft.com/office/word/2015/wordml/symex" xmlns:wpg="http://schemas.microsoft.com/office/word/2010/wordprocessingGroup" xmlns:wpi="http://schemas.microsoft.com/office/word/2010/wordprocessingInk" xmlns:wne="http://schemas.microsoft.com/office/word/2006/wordml" xmlns:wps="http://schemas.microsoft.com/office/word/2010/wordprocessingShape" mc:Ignorable="w14 w15 w16se w16cid w16 w16cex w16sdtdh w16sdtfl w16du wp14">
   <w:footnote w:type="separator" w:id="-1">
@@ -6685,6 +6750,16 @@
 </file>
 
 <file path=word/header1.xml><?xml version="1.0" encoding="utf-8"?>
+<w:hdr xmlns:wpc="http://schemas.microsoft.com/office/word/2010/wordprocessingCanvas" xmlns:cx="http://schemas.microsoft.com/office/drawing/2014/chartex" xmlns:cx1="http://schemas.microsoft.com/office/drawing/2015/9/8/chartex" xmlns:cx2="http://schemas.microsoft.com/office/drawing/2015/10/21/chartex" xmlns:cx3="http://schemas.microsoft.com/office/drawing/2016/5/9/chartex" xmlns:cx4="http://schemas.microsoft.com/office/drawing/2016/5/10/chartex" xmlns:cx5="http://schemas.microsoft.com/office/drawing/2016/5/11/chartex" xmlns:cx6="http://schemas.microsoft.com/office/drawing/2016/5/12/chartex" xmlns:cx7="http://schemas.microsoft.com/office/drawing/2016/5/13/chartex" xmlns:cx8="http://schemas.microsoft.com/office/drawing/2016/5/14/chartex" xmlns:mc="http://schemas.openxmlformats.org/markup-compatibility/2006" xmlns:aink="http://schemas.microsoft.com/office/drawing/2016/ink" xmlns:am3d="http://schemas.microsoft.com/office/drawing/2017/model3d" xmlns:o="urn:schemas-microsoft-com:office:office" xmlns:oel="http://schemas.microsoft.com/office/2019/extlst" xmlns:r="http://schemas.openxmlformats.org/officeDocument/2006/relationships" xmlns:m="http://schemas.openxmlformats.org/officeDocument/2006/math" xmlns:v="urn:schemas-microsoft-com:vml" xmlns:wp14="http://schemas.microsoft.com/office/word/2010/wordprocessingDrawing" xmlns:wp="http://schemas.openxmlformats.org/drawingml/2006/wordprocessingDrawing" xmlns:w10="urn:schemas-microsoft-com:office:word" xmlns:w="http://schemas.openxmlformats.org/wordprocessingml/2006/main" xmlns:w14="http://schemas.microsoft.com/office/word/2010/wordml" xmlns:w15="http://schemas.microsoft.com/office/word/2012/wordml" xmlns:w16cei="http://schemas.microsoft.com/office/word/2026/wordml/cei" xmlns:w16cex="http://schemas.microsoft.com/office/word/2018/wordml/cex" xmlns:w16cid="http://schemas.microsoft.com/office/word/2016/wordml/cid" xmlns:w16="http://schemas.microsoft.com/office/word/2018/wordml" xmlns:w16du="http://schemas.microsoft.com/office/word/2023/wordml/word16du" xmlns:w16sdtdh="http://schemas.microsoft.com/office/word/2020/wordml/sdtdatahash" xmlns:w16sdtfl="http://schemas.microsoft.com/office/word/2024/wordml/sdtformatlock" xmlns:w16se="http://schemas.microsoft.com/office/word/2015/wordml/symex" xmlns:wpg="http://schemas.microsoft.com/office/word/2010/wordprocessingGroup" xmlns:wpi="http://schemas.microsoft.com/office/word/2010/wordprocessingInk" xmlns:wne="http://schemas.microsoft.com/office/word/2006/wordml" xmlns:wps="http://schemas.microsoft.com/office/word/2010/wordprocessingShape" mc:Ignorable="w14 w15 w16se w16cid w16 w16cex w16sdtdh w16sdtfl w16du wp14">
+  <w:p>
+    <w:pPr>
+      <w:pStyle w:val="Header"/>
+    </w:pPr>
+  </w:p>
+</w:hdr>
+</file>
+
+<file path=word/header2.xml><?xml version="1.0" encoding="utf-8"?>
 <w:hdr xmlns:wpc="http://schemas.microsoft.com/office/word/2010/wordprocessingCanvas" xmlns:cx="http://schemas.microsoft.com/office/drawing/2014/chartex" xmlns:cx1="http://schemas.microsoft.com/office/drawing/2015/9/8/chartex" xmlns:cx2="http://schemas.microsoft.com/office/drawing/2015/10/21/chartex" xmlns:cx3="http://schemas.microsoft.com/office/drawing/2016/5/9/chartex" xmlns:cx4="http://schemas.microsoft.com/office/drawing/2016/5/10/chartex" xmlns:cx5="http://schemas.microsoft.com/office/drawing/2016/5/11/chartex" xmlns:cx6="http://schemas.microsoft.com/office/drawing/2016/5/12/chartex" xmlns:cx7="http://schemas.microsoft.com/office/drawing/2016/5/13/chartex" xmlns:cx8="http://schemas.microsoft.com/office/drawing/2016/5/14/chartex" xmlns:mc="http://schemas.openxmlformats.org/markup-compatibility/2006" xmlns:aink="http://schemas.microsoft.com/office/drawing/2016/ink" xmlns:am3d="http://schemas.microsoft.com/office/drawing/2017/model3d" xmlns:o="urn:schemas-microsoft-com:office:office" xmlns:oel="http://schemas.microsoft.com/office/2019/extlst" xmlns:r="http://schemas.openxmlformats.org/officeDocument/2006/relationships" xmlns:m="http://schemas.openxmlformats.org/officeDocument/2006/math" xmlns:v="urn:schemas-microsoft-com:vml" xmlns:wp14="http://schemas.microsoft.com/office/word/2010/wordprocessingDrawing" xmlns:wp="http://schemas.openxmlformats.org/drawingml/2006/wordprocessingDrawing" xmlns:w10="urn:schemas-microsoft-com:office:word" xmlns:w="http://schemas.openxmlformats.org/wordprocessingml/2006/main" xmlns:w14="http://schemas.microsoft.com/office/word/2010/wordml" xmlns:w15="http://schemas.microsoft.com/office/word/2012/wordml" xmlns:w16cei="http://schemas.microsoft.com/office/word/2026/wordml/cei" xmlns:w16cex="http://schemas.microsoft.com/office/word/2018/wordml/cex" xmlns:w16cid="http://schemas.microsoft.com/office/word/2016/wordml/cid" xmlns:w16="http://schemas.microsoft.com/office/word/2018/wordml" xmlns:w16du="http://schemas.microsoft.com/office/word/2023/wordml/word16du" xmlns:w16sdtdh="http://schemas.microsoft.com/office/word/2020/wordml/sdtdatahash" xmlns:w16sdtfl="http://schemas.microsoft.com/office/word/2024/wordml/sdtformatlock" xmlns:w16se="http://schemas.microsoft.com/office/word/2015/wordml/symex" xmlns:wpg="http://schemas.microsoft.com/office/word/2010/wordprocessingGroup" xmlns:wpi="http://schemas.microsoft.com/office/word/2010/wordprocessingInk" xmlns:wne="http://schemas.microsoft.com/office/word/2006/wordml" xmlns:wps="http://schemas.microsoft.com/office/word/2010/wordprocessingShape" mc:Ignorable="w14 w15 w16se w16cid w16 w16cex w16sdtdh w16sdtfl w16du wp14">
   <w:p>
     <w:pPr>
@@ -6795,6 +6870,16 @@
       </w:rPr>
       <w:t>6</w:t>
     </w:r>
+  </w:p>
+</w:hdr>
+</file>
+
+<file path=word/header3.xml><?xml version="1.0" encoding="utf-8"?>
+<w:hdr xmlns:wpc="http://schemas.microsoft.com/office/word/2010/wordprocessingCanvas" xmlns:cx="http://schemas.microsoft.com/office/drawing/2014/chartex" xmlns:cx1="http://schemas.microsoft.com/office/drawing/2015/9/8/chartex" xmlns:cx2="http://schemas.microsoft.com/office/drawing/2015/10/21/chartex" xmlns:cx3="http://schemas.microsoft.com/office/drawing/2016/5/9/chartex" xmlns:cx4="http://schemas.microsoft.com/office/drawing/2016/5/10/chartex" xmlns:cx5="http://schemas.microsoft.com/office/drawing/2016/5/11/chartex" xmlns:cx6="http://schemas.microsoft.com/office/drawing/2016/5/12/chartex" xmlns:cx7="http://schemas.microsoft.com/office/drawing/2016/5/13/chartex" xmlns:cx8="http://schemas.microsoft.com/office/drawing/2016/5/14/chartex" xmlns:mc="http://schemas.openxmlformats.org/markup-compatibility/2006" xmlns:aink="http://schemas.microsoft.com/office/drawing/2016/ink" xmlns:am3d="http://schemas.microsoft.com/office/drawing/2017/model3d" xmlns:o="urn:schemas-microsoft-com:office:office" xmlns:oel="http://schemas.microsoft.com/office/2019/extlst" xmlns:r="http://schemas.openxmlformats.org/officeDocument/2006/relationships" xmlns:m="http://schemas.openxmlformats.org/officeDocument/2006/math" xmlns:v="urn:schemas-microsoft-com:vml" xmlns:wp14="http://schemas.microsoft.com/office/word/2010/wordprocessingDrawing" xmlns:wp="http://schemas.openxmlformats.org/drawingml/2006/wordprocessingDrawing" xmlns:w10="urn:schemas-microsoft-com:office:word" xmlns:w="http://schemas.openxmlformats.org/wordprocessingml/2006/main" xmlns:w14="http://schemas.microsoft.com/office/word/2010/wordml" xmlns:w15="http://schemas.microsoft.com/office/word/2012/wordml" xmlns:w16cei="http://schemas.microsoft.com/office/word/2026/wordml/cei" xmlns:w16cex="http://schemas.microsoft.com/office/word/2018/wordml/cex" xmlns:w16cid="http://schemas.microsoft.com/office/word/2016/wordml/cid" xmlns:w16="http://schemas.microsoft.com/office/word/2018/wordml" xmlns:w16du="http://schemas.microsoft.com/office/word/2023/wordml/word16du" xmlns:w16sdtdh="http://schemas.microsoft.com/office/word/2020/wordml/sdtdatahash" xmlns:w16sdtfl="http://schemas.microsoft.com/office/word/2024/wordml/sdtformatlock" xmlns:w16se="http://schemas.microsoft.com/office/word/2015/wordml/symex" xmlns:wpg="http://schemas.microsoft.com/office/word/2010/wordprocessingGroup" xmlns:wpi="http://schemas.microsoft.com/office/word/2010/wordprocessingInk" xmlns:wne="http://schemas.microsoft.com/office/word/2006/wordml" xmlns:wps="http://schemas.microsoft.com/office/word/2010/wordprocessingShape" mc:Ignorable="w14 w15 w16se w16cid w16 w16cex w16sdtdh w16sdtfl w16du wp14">
+  <w:p>
+    <w:pPr>
+      <w:pStyle w:val="Header"/>
+    </w:pPr>
   </w:p>
 </w:hdr>
 </file>
@@ -8648,6 +8733,18 @@
       <w:u w:val="single"/>
     </w:rPr>
   </w:style>
+  <w:style w:type="character" w:styleId="UnresolvedMention">
+    <w:name w:val="Unresolved Mention"/>
+    <w:basedOn w:val="DefaultParagraphFont"/>
+    <w:uiPriority w:val="99"/>
+    <w:semiHidden/>
+    <w:unhideWhenUsed/>
+    <w:rsid w:val="00C85A0B"/>
+    <w:rPr>
+      <w:color w:val="605E5C"/>
+      <w:shd w:val="clear" w:color="auto" w:fill="E1DFDD"/>
+    </w:rPr>
+  </w:style>
 </w:styles>
 </file>
 

--- a/WEEK 3/26MML0031_WEEK_3_EXERCISE.docx
+++ b/WEEK 3/26MML0031_WEEK_3_EXERCISE.docx
@@ -243,7 +243,15 @@
               <w:spacing w:after="20"/>
             </w:pPr>
             <w:r>
-              <w:t>• To develop an additional Streamlit dashboard for warehouse reporting and supply-chain planning.</w:t>
+              <w:t xml:space="preserve">• To develop an additional </w:t>
+            </w:r>
+            <w:proofErr w:type="spellStart"/>
+            <w:r>
+              <w:t>Streamlit</w:t>
+            </w:r>
+            <w:proofErr w:type="spellEnd"/>
+            <w:r>
+              <w:t xml:space="preserve"> dashboard for warehouse reporting and supply-chain planning.</w:t>
             </w:r>
           </w:p>
           <w:p>
@@ -288,8 +296,16 @@
                 <w:b/>
               </w:rPr>
               <w:br/>
-              <w:t>URL Link  /</w:t>
-            </w:r>
+              <w:t xml:space="preserve">URL </w:t>
+            </w:r>
+            <w:proofErr w:type="gramStart"/>
+            <w:r>
+              <w:rPr>
+                <w:b/>
+              </w:rPr>
+              <w:t>Link  /</w:t>
+            </w:r>
+            <w:proofErr w:type="gramEnd"/>
             <w:r>
               <w:rPr>
                 <w:b/>
@@ -2643,8 +2659,15 @@
             <w:vAlign w:val="center"/>
           </w:tcPr>
           <w:p>
-            <w:r>
-              <w:t>np.array()</w:t>
+            <w:proofErr w:type="spellStart"/>
+            <w:proofErr w:type="gramStart"/>
+            <w:r>
+              <w:t>np.array</w:t>
+            </w:r>
+            <w:proofErr w:type="spellEnd"/>
+            <w:proofErr w:type="gramEnd"/>
+            <w:r>
+              <w:t>()</w:t>
             </w:r>
           </w:p>
         </w:tc>
@@ -2747,8 +2770,15 @@
             <w:vAlign w:val="center"/>
           </w:tcPr>
           <w:p>
-            <w:r>
-              <w:t>np.mean()</w:t>
+            <w:proofErr w:type="spellStart"/>
+            <w:proofErr w:type="gramStart"/>
+            <w:r>
+              <w:t>np.mean</w:t>
+            </w:r>
+            <w:proofErr w:type="spellEnd"/>
+            <w:proofErr w:type="gramEnd"/>
+            <w:r>
+              <w:t>()</w:t>
             </w:r>
           </w:p>
         </w:tc>
@@ -2851,8 +2881,18 @@
             <w:vAlign w:val="center"/>
           </w:tcPr>
           <w:p>
-            <w:r>
-              <w:t>np.std()</w:t>
+            <w:proofErr w:type="spellStart"/>
+            <w:proofErr w:type="gramStart"/>
+            <w:r>
+              <w:t>np.std</w:t>
+            </w:r>
+            <w:proofErr w:type="spellEnd"/>
+            <w:r>
+              <w:t>(</w:t>
+            </w:r>
+            <w:proofErr w:type="gramEnd"/>
+            <w:r>
+              <w:t>)</w:t>
             </w:r>
           </w:p>
         </w:tc>
@@ -3059,8 +3099,13 @@
             <w:vAlign w:val="center"/>
           </w:tcPr>
           <w:p>
-            <w:r>
-              <w:t>reshape()</w:t>
+            <w:proofErr w:type="gramStart"/>
+            <w:r>
+              <w:t>reshape(</w:t>
+            </w:r>
+            <w:proofErr w:type="gramEnd"/>
+            <w:r>
+              <w:t>)</w:t>
             </w:r>
           </w:p>
         </w:tc>
@@ -3163,8 +3208,15 @@
             <w:vAlign w:val="center"/>
           </w:tcPr>
           <w:p>
-            <w:r>
-              <w:t>np.multiply()</w:t>
+            <w:proofErr w:type="spellStart"/>
+            <w:proofErr w:type="gramStart"/>
+            <w:r>
+              <w:t>np.multiply</w:t>
+            </w:r>
+            <w:proofErr w:type="spellEnd"/>
+            <w:proofErr w:type="gramEnd"/>
+            <w:r>
+              <w:t>()</w:t>
             </w:r>
           </w:p>
         </w:tc>
@@ -3267,8 +3319,18 @@
             <w:vAlign w:val="center"/>
           </w:tcPr>
           <w:p>
-            <w:r>
-              <w:t>np.sum()</w:t>
+            <w:proofErr w:type="spellStart"/>
+            <w:proofErr w:type="gramStart"/>
+            <w:r>
+              <w:t>np.sum</w:t>
+            </w:r>
+            <w:proofErr w:type="spellEnd"/>
+            <w:r>
+              <w:t>(</w:t>
+            </w:r>
+            <w:proofErr w:type="gramEnd"/>
+            <w:r>
+              <w:t>)</w:t>
             </w:r>
           </w:p>
         </w:tc>
@@ -3371,8 +3433,15 @@
             <w:vAlign w:val="center"/>
           </w:tcPr>
           <w:p>
-            <w:r>
-              <w:t>np.argmax()</w:t>
+            <w:proofErr w:type="spellStart"/>
+            <w:proofErr w:type="gramStart"/>
+            <w:r>
+              <w:t>np.argmax</w:t>
+            </w:r>
+            <w:proofErr w:type="spellEnd"/>
+            <w:proofErr w:type="gramEnd"/>
+            <w:r>
+              <w:t>()</w:t>
             </w:r>
           </w:p>
         </w:tc>
@@ -3475,8 +3544,15 @@
             <w:vAlign w:val="center"/>
           </w:tcPr>
           <w:p>
-            <w:r>
-              <w:t>np.where()</w:t>
+            <w:proofErr w:type="spellStart"/>
+            <w:proofErr w:type="gramStart"/>
+            <w:r>
+              <w:t>np.where</w:t>
+            </w:r>
+            <w:proofErr w:type="spellEnd"/>
+            <w:proofErr w:type="gramEnd"/>
+            <w:r>
+              <w:t>()</w:t>
             </w:r>
           </w:p>
         </w:tc>
@@ -3579,8 +3655,15 @@
             <w:vAlign w:val="center"/>
           </w:tcPr>
           <w:p>
-            <w:r>
-              <w:t>pd.DataFrame()</w:t>
+            <w:proofErr w:type="spellStart"/>
+            <w:proofErr w:type="gramStart"/>
+            <w:r>
+              <w:t>pd.DataFrame</w:t>
+            </w:r>
+            <w:proofErr w:type="spellEnd"/>
+            <w:proofErr w:type="gramEnd"/>
+            <w:r>
+              <w:t>()</w:t>
             </w:r>
           </w:p>
         </w:tc>
@@ -3620,7 +3703,15 @@
               <w:jc w:val="both"/>
             </w:pPr>
             <w:r>
-              <w:t>Creates labeled warehouse and weekly reports for dashboard display.</w:t>
+              <w:t xml:space="preserve">Creates </w:t>
+            </w:r>
+            <w:proofErr w:type="spellStart"/>
+            <w:r>
+              <w:t>labeled</w:t>
+            </w:r>
+            <w:proofErr w:type="spellEnd"/>
+            <w:r>
+              <w:t xml:space="preserve"> warehouse and weekly reports for dashboard display.</w:t>
             </w:r>
           </w:p>
         </w:tc>
@@ -3683,8 +3774,15 @@
             <w:vAlign w:val="center"/>
           </w:tcPr>
           <w:p>
-            <w:r>
-              <w:t>st.metric()</w:t>
+            <w:proofErr w:type="spellStart"/>
+            <w:proofErr w:type="gramStart"/>
+            <w:r>
+              <w:t>st.metric</w:t>
+            </w:r>
+            <w:proofErr w:type="spellEnd"/>
+            <w:proofErr w:type="gramEnd"/>
+            <w:r>
+              <w:t>()</w:t>
             </w:r>
           </w:p>
         </w:tc>
@@ -3701,9 +3799,11 @@
             <w:vAlign w:val="center"/>
           </w:tcPr>
           <w:p>
+            <w:proofErr w:type="spellStart"/>
             <w:r>
               <w:t>Streamlit</w:t>
             </w:r>
+            <w:proofErr w:type="spellEnd"/>
           </w:p>
         </w:tc>
         <w:tc>
@@ -3787,8 +3887,34 @@
             <w:vAlign w:val="center"/>
           </w:tcPr>
           <w:p>
-            <w:r>
-              <w:t>st.line_chart()/bar_chart()</w:t>
+            <w:proofErr w:type="spellStart"/>
+            <w:proofErr w:type="gramStart"/>
+            <w:r>
+              <w:t>st.line</w:t>
+            </w:r>
+            <w:proofErr w:type="gramEnd"/>
+            <w:r>
+              <w:t>_chart</w:t>
+            </w:r>
+            <w:proofErr w:type="spellEnd"/>
+            <w:r>
+              <w:t>()/</w:t>
+            </w:r>
+            <w:proofErr w:type="spellStart"/>
+            <w:r>
+              <w:t>bar_</w:t>
+            </w:r>
+            <w:proofErr w:type="gramStart"/>
+            <w:r>
+              <w:t>chart</w:t>
+            </w:r>
+            <w:proofErr w:type="spellEnd"/>
+            <w:r>
+              <w:t>(</w:t>
+            </w:r>
+            <w:proofErr w:type="gramEnd"/>
+            <w:r>
+              <w:t>)</w:t>
             </w:r>
           </w:p>
         </w:tc>
@@ -3805,9 +3931,11 @@
             <w:vAlign w:val="center"/>
           </w:tcPr>
           <w:p>
+            <w:proofErr w:type="spellStart"/>
             <w:r>
               <w:t>Streamlit</w:t>
             </w:r>
+            <w:proofErr w:type="spellEnd"/>
           </w:p>
         </w:tc>
         <w:tc>
@@ -3951,7 +4079,17 @@
               <w:jc w:val="both"/>
             </w:pPr>
             <w:r>
-              <w:t>Step 5: Calculate the mean of the entire shipment matrix using np.mean().</w:t>
+              <w:t xml:space="preserve">Step 5: Calculate the mean of the entire shipment matrix using </w:t>
+            </w:r>
+            <w:proofErr w:type="spellStart"/>
+            <w:proofErr w:type="gramStart"/>
+            <w:r>
+              <w:t>np.mean</w:t>
+            </w:r>
+            <w:proofErr w:type="spellEnd"/>
+            <w:proofErr w:type="gramEnd"/>
+            <w:r>
+              <w:t>().</w:t>
             </w:r>
           </w:p>
           <w:p>
@@ -3960,7 +4098,20 @@
               <w:jc w:val="both"/>
             </w:pPr>
             <w:r>
-              <w:t>Step 6: Calculate the standard deviation using np.std().</w:t>
+              <w:t xml:space="preserve">Step 6: Calculate the standard deviation using </w:t>
+            </w:r>
+            <w:proofErr w:type="spellStart"/>
+            <w:proofErr w:type="gramStart"/>
+            <w:r>
+              <w:t>np.std</w:t>
+            </w:r>
+            <w:proofErr w:type="spellEnd"/>
+            <w:r>
+              <w:t>(</w:t>
+            </w:r>
+            <w:proofErr w:type="gramEnd"/>
+            <w:r>
+              <w:t>).</w:t>
             </w:r>
           </w:p>
           <w:p>
@@ -3969,7 +4120,15 @@
               <w:jc w:val="both"/>
             </w:pPr>
             <w:r>
-              <w:t>Step 7: Slice shipments[:2, -3:] to obtain the first two warehouses and last three weeks.</w:t>
+              <w:t xml:space="preserve">Step 7: Slice </w:t>
+            </w:r>
+            <w:proofErr w:type="gramStart"/>
+            <w:r>
+              <w:t>shipments[</w:t>
+            </w:r>
+            <w:proofErr w:type="gramEnd"/>
+            <w:r>
+              <w:t>:2, -3:] to obtain the first two warehouses and last three weeks.</w:t>
             </w:r>
           </w:p>
           <w:p>
@@ -3987,7 +4146,17 @@
               <w:jc w:val="both"/>
             </w:pPr>
             <w:r>
-              <w:t>Step 9: Use np.multiply() to multiply each shipment value by its corresponding transportation cost.</w:t>
+              <w:t xml:space="preserve">Step 9: Use </w:t>
+            </w:r>
+            <w:proofErr w:type="spellStart"/>
+            <w:proofErr w:type="gramStart"/>
+            <w:r>
+              <w:t>np.multiply</w:t>
+            </w:r>
+            <w:proofErr w:type="spellEnd"/>
+            <w:proofErr w:type="gramEnd"/>
+            <w:r>
+              <w:t>() to multiply each shipment value by its corresponding transportation cost.</w:t>
             </w:r>
           </w:p>
           <w:p>
@@ -4005,7 +4174,17 @@
               <w:jc w:val="both"/>
             </w:pPr>
             <w:r>
-              <w:t>Step 11: Identify the highest-performing warehouse and peak shipment week using np.argmax().</w:t>
+              <w:t xml:space="preserve">Step 11: Identify the highest-performing warehouse and peak shipment week using </w:t>
+            </w:r>
+            <w:proofErr w:type="spellStart"/>
+            <w:proofErr w:type="gramStart"/>
+            <w:r>
+              <w:t>np.argmax</w:t>
+            </w:r>
+            <w:proofErr w:type="spellEnd"/>
+            <w:proofErr w:type="gramEnd"/>
+            <w:r>
+              <w:t>().</w:t>
             </w:r>
           </w:p>
           <w:p>
@@ -4032,7 +4211,15 @@
               <w:jc w:val="both"/>
             </w:pPr>
             <w:r>
-              <w:t>Step 14: Create a Streamlit dashboard for inventory movement, transportation-cost analysis, bottleneck reporting, and planning.</w:t>
+              <w:t xml:space="preserve">Step 14: Create a </w:t>
+            </w:r>
+            <w:proofErr w:type="spellStart"/>
+            <w:r>
+              <w:t>Streamlit</w:t>
+            </w:r>
+            <w:proofErr w:type="spellEnd"/>
+            <w:r>
+              <w:t xml:space="preserve"> dashboard for inventory movement, transportation-cost analysis, bottleneck reporting, and planning.</w:t>
             </w:r>
           </w:p>
           <w:p>
@@ -4100,7 +4287,15 @@
           </w:p>
           <w:p>
             <w:r>
-              <w:t>import numpy as np</w:t>
+              <w:t xml:space="preserve">import </w:t>
+            </w:r>
+            <w:proofErr w:type="spellStart"/>
+            <w:r>
+              <w:t>numpy</w:t>
+            </w:r>
+            <w:proofErr w:type="spellEnd"/>
+            <w:r>
+              <w:t xml:space="preserve"> as np</w:t>
             </w:r>
             <w:r>
               <w:br/>
@@ -4111,7 +4306,14 @@
             </w:r>
             <w:r>
               <w:br/>
-              <w:t>shipment_data = {</w:t>
+            </w:r>
+            <w:proofErr w:type="spellStart"/>
+            <w:r>
+              <w:t>shipment_data</w:t>
+            </w:r>
+            <w:proofErr w:type="spellEnd"/>
+            <w:r>
+              <w:t xml:space="preserve"> = {</w:t>
             </w:r>
             <w:r>
               <w:br/>
@@ -4138,7 +4340,14 @@
             </w:r>
             <w:r>
               <w:br/>
-              <w:t>transport_cost_data = {</w:t>
+            </w:r>
+            <w:proofErr w:type="spellStart"/>
+            <w:r>
+              <w:t>transport_cost_data</w:t>
+            </w:r>
+            <w:proofErr w:type="spellEnd"/>
+            <w:r>
+              <w:t xml:space="preserve"> = {</w:t>
             </w:r>
             <w:r>
               <w:br/>
@@ -4168,7 +4377,14 @@
             </w:r>
             <w:r>
               <w:br/>
-              <w:t>capacity_data = {</w:t>
+            </w:r>
+            <w:proofErr w:type="spellStart"/>
+            <w:r>
+              <w:t>capacity_data</w:t>
+            </w:r>
+            <w:proofErr w:type="spellEnd"/>
+            <w:r>
+              <w:t xml:space="preserve"> = {</w:t>
             </w:r>
             <w:r>
               <w:br/>
@@ -4195,11 +4411,35 @@
             </w:r>
             <w:r>
               <w:br/>
-              <w:t>warehouses = np.array(list(shipment_data.keys()))</w:t>
-            </w:r>
-            <w:r>
-              <w:br/>
-              <w:t>weeks = np.array(["Week 1", "Week 2", "Week 3", "Week 4",</w:t>
+              <w:t xml:space="preserve">warehouses = </w:t>
+            </w:r>
+            <w:proofErr w:type="spellStart"/>
+            <w:r>
+              <w:t>np.array</w:t>
+            </w:r>
+            <w:proofErr w:type="spellEnd"/>
+            <w:r>
+              <w:t>(list(</w:t>
+            </w:r>
+            <w:proofErr w:type="spellStart"/>
+            <w:r>
+              <w:t>shipment_data.keys</w:t>
+            </w:r>
+            <w:proofErr w:type="spellEnd"/>
+            <w:r>
+              <w:t>()))</w:t>
+            </w:r>
+            <w:r>
+              <w:br/>
+              <w:t xml:space="preserve">weeks = </w:t>
+            </w:r>
+            <w:proofErr w:type="spellStart"/>
+            <w:r>
+              <w:t>np.array</w:t>
+            </w:r>
+            <w:proofErr w:type="spellEnd"/>
+            <w:r>
+              <w:t>(["Week 1", "Week 2", "Week 3", "Week 4",</w:t>
             </w:r>
             <w:r>
               <w:br/>
@@ -4207,15 +4447,70 @@
             </w:r>
             <w:r>
               <w:br/>
-              <w:t>shipments = np.array(list(shipment_data.values()))</w:t>
-            </w:r>
-            <w:r>
-              <w:br/>
-              <w:t>transport_cost = np.array(list(transport_cost_data.values()))</w:t>
-            </w:r>
-            <w:r>
-              <w:br/>
-              <w:t>capacity = np.array(list(capacity_data.values()))</w:t>
+              <w:t xml:space="preserve">shipments = </w:t>
+            </w:r>
+            <w:proofErr w:type="spellStart"/>
+            <w:r>
+              <w:t>np.array</w:t>
+            </w:r>
+            <w:proofErr w:type="spellEnd"/>
+            <w:r>
+              <w:t>(list(</w:t>
+            </w:r>
+            <w:proofErr w:type="spellStart"/>
+            <w:r>
+              <w:t>shipment_data.values</w:t>
+            </w:r>
+            <w:proofErr w:type="spellEnd"/>
+            <w:r>
+              <w:t>()))</w:t>
+            </w:r>
+            <w:r>
+              <w:br/>
+            </w:r>
+            <w:proofErr w:type="spellStart"/>
+            <w:r>
+              <w:t>transport_cost</w:t>
+            </w:r>
+            <w:proofErr w:type="spellEnd"/>
+            <w:r>
+              <w:t xml:space="preserve"> = </w:t>
+            </w:r>
+            <w:proofErr w:type="spellStart"/>
+            <w:r>
+              <w:t>np.array</w:t>
+            </w:r>
+            <w:proofErr w:type="spellEnd"/>
+            <w:r>
+              <w:t>(list(</w:t>
+            </w:r>
+            <w:proofErr w:type="spellStart"/>
+            <w:r>
+              <w:t>transport_cost_data.values</w:t>
+            </w:r>
+            <w:proofErr w:type="spellEnd"/>
+            <w:r>
+              <w:t>()))</w:t>
+            </w:r>
+            <w:r>
+              <w:br/>
+              <w:t xml:space="preserve">capacity = </w:t>
+            </w:r>
+            <w:proofErr w:type="spellStart"/>
+            <w:r>
+              <w:t>np.array</w:t>
+            </w:r>
+            <w:proofErr w:type="spellEnd"/>
+            <w:r>
+              <w:t>(list(</w:t>
+            </w:r>
+            <w:proofErr w:type="spellStart"/>
+            <w:r>
+              <w:t>capacity_data.values</w:t>
+            </w:r>
+            <w:proofErr w:type="spellEnd"/>
+            <w:r>
+              <w:t>()))</w:t>
             </w:r>
             <w:r>
               <w:br/>
@@ -4230,185 +4525,669 @@
             </w:r>
             <w:r>
               <w:br/>
-              <w:t>print("Shape:", shipments.shape)</w:t>
-            </w:r>
-            <w:r>
-              <w:br/>
-            </w:r>
-            <w:r>
-              <w:br/>
-              <w:t>print("\nTRANSPORTATION COST MATRIX")</w:t>
-            </w:r>
-            <w:r>
-              <w:br/>
-              <w:t>print(transport_cost)</w:t>
-            </w:r>
-            <w:r>
-              <w:br/>
-              <w:t>print("Shape:", transport_cost.shape)</w:t>
-            </w:r>
-            <w:r>
-              <w:br/>
-            </w:r>
-            <w:r>
-              <w:br/>
-              <w:t>average_shipments = np.mean(shipments)</w:t>
-            </w:r>
-            <w:r>
-              <w:br/>
-              <w:t>shipment_std = np.std(shipments)</w:t>
-            </w:r>
-            <w:r>
-              <w:br/>
-            </w:r>
-            <w:r>
-              <w:br/>
-              <w:t>print("\nAVERAGE AND STANDARD DEVIATION")</w:t>
-            </w:r>
-            <w:r>
-              <w:br/>
-              <w:t>print("Average shipments:", round(average_shipments, 2))</w:t>
-            </w:r>
-            <w:r>
-              <w:br/>
-              <w:t>print("Standard deviation:", round(shipment_std, 2))</w:t>
-            </w:r>
-            <w:r>
-              <w:br/>
-            </w:r>
-            <w:r>
-              <w:br/>
-              <w:t>sliced_shipments = shipments[:2, -3:]</w:t>
-            </w:r>
-            <w:r>
-              <w:br/>
-              <w:t>print("\nFIRST TWO WAREHOUSES AND LAST THREE WEEKS")</w:t>
-            </w:r>
-            <w:r>
-              <w:br/>
-              <w:t>print(sliced_shipments)</w:t>
-            </w:r>
-            <w:r>
-              <w:br/>
-              <w:t>print("Sliced shape:", sliced_shipments.shape)</w:t>
-            </w:r>
-            <w:r>
-              <w:br/>
-            </w:r>
-            <w:r>
-              <w:br/>
-              <w:t>reshaped_shipments = shipments.reshape(7, 4)</w:t>
-            </w:r>
-            <w:r>
-              <w:br/>
-              <w:t>print("\nRESHAPED SHIPMENT MATRIX")</w:t>
-            </w:r>
-            <w:r>
-              <w:br/>
-              <w:t>print(reshaped_shipments)</w:t>
-            </w:r>
-            <w:r>
-              <w:br/>
-              <w:t>print("Reshaped shape:", reshaped_shipments.shape)</w:t>
-            </w:r>
-            <w:r>
-              <w:br/>
-            </w:r>
-            <w:r>
-              <w:br/>
-              <w:t>transportation_expense = np.multiply(shipments, transport_cost)</w:t>
-            </w:r>
-            <w:r>
-              <w:br/>
-              <w:t>print("\nELEMENT-WISE TRANSPORTATION EXPENSE")</w:t>
-            </w:r>
-            <w:r>
-              <w:br/>
-              <w:t>print(transportation_expense)</w:t>
-            </w:r>
-            <w:r>
-              <w:br/>
-            </w:r>
-            <w:r>
-              <w:br/>
-              <w:t>warehouse_totals = np.sum(shipments, axis=1)</w:t>
-            </w:r>
-            <w:r>
-              <w:br/>
-            </w:r>
+              <w:t xml:space="preserve">print("Shape:", </w:t>
+            </w:r>
+            <w:proofErr w:type="spellStart"/>
+            <w:r>
+              <w:t>shipments.shape</w:t>
+            </w:r>
+            <w:proofErr w:type="spellEnd"/>
+            <w:r>
+              <w:t>)</w:t>
+            </w:r>
+            <w:r>
+              <w:br/>
+            </w:r>
+            <w:r>
+              <w:br/>
+              <w:t>print("\</w:t>
+            </w:r>
+            <w:proofErr w:type="spellStart"/>
+            <w:r>
+              <w:t>nTRANSPORTATION</w:t>
+            </w:r>
+            <w:proofErr w:type="spellEnd"/>
+            <w:r>
+              <w:t xml:space="preserve"> COST MATRIX")</w:t>
+            </w:r>
+            <w:r>
+              <w:br/>
+              <w:t>print(</w:t>
+            </w:r>
+            <w:proofErr w:type="spellStart"/>
+            <w:r>
+              <w:t>transport_cost</w:t>
+            </w:r>
+            <w:proofErr w:type="spellEnd"/>
+            <w:r>
+              <w:t>)</w:t>
+            </w:r>
+            <w:r>
+              <w:br/>
+              <w:t xml:space="preserve">print("Shape:", </w:t>
+            </w:r>
+            <w:proofErr w:type="spellStart"/>
+            <w:r>
+              <w:t>transport_cost.shape</w:t>
+            </w:r>
+            <w:proofErr w:type="spellEnd"/>
+            <w:r>
+              <w:t>)</w:t>
+            </w:r>
+            <w:r>
+              <w:br/>
+            </w:r>
+            <w:r>
+              <w:br/>
+            </w:r>
+            <w:proofErr w:type="spellStart"/>
+            <w:r>
+              <w:t>average_shipments</w:t>
+            </w:r>
+            <w:proofErr w:type="spellEnd"/>
+            <w:r>
+              <w:t xml:space="preserve"> = </w:t>
+            </w:r>
+            <w:proofErr w:type="spellStart"/>
+            <w:r>
+              <w:t>np.mean</w:t>
+            </w:r>
+            <w:proofErr w:type="spellEnd"/>
+            <w:r>
+              <w:t>(shipments)</w:t>
+            </w:r>
+            <w:r>
+              <w:br/>
+            </w:r>
+            <w:proofErr w:type="spellStart"/>
+            <w:r>
+              <w:t>shipment_std</w:t>
+            </w:r>
+            <w:proofErr w:type="spellEnd"/>
+            <w:r>
+              <w:t xml:space="preserve"> = </w:t>
+            </w:r>
+            <w:proofErr w:type="spellStart"/>
+            <w:r>
+              <w:t>np.std</w:t>
+            </w:r>
+            <w:proofErr w:type="spellEnd"/>
+            <w:r>
+              <w:t>(shipments)</w:t>
+            </w:r>
+            <w:r>
+              <w:br/>
+            </w:r>
+            <w:r>
+              <w:br/>
+              <w:t>print("\</w:t>
+            </w:r>
+            <w:proofErr w:type="spellStart"/>
+            <w:r>
+              <w:t>nAVERAGE</w:t>
+            </w:r>
+            <w:proofErr w:type="spellEnd"/>
+            <w:r>
+              <w:t xml:space="preserve"> AND STANDARD DEVIATION")</w:t>
+            </w:r>
+            <w:r>
+              <w:br/>
+              <w:t>print("Average shipments:", round(</w:t>
+            </w:r>
+            <w:proofErr w:type="spellStart"/>
+            <w:r>
+              <w:t>average_shipments</w:t>
+            </w:r>
+            <w:proofErr w:type="spellEnd"/>
+            <w:r>
+              <w:t>, 2))</w:t>
+            </w:r>
+            <w:r>
+              <w:br/>
+              <w:t>print("Standard deviation:", round(</w:t>
+            </w:r>
+            <w:proofErr w:type="spellStart"/>
+            <w:r>
+              <w:t>shipment_std</w:t>
+            </w:r>
+            <w:proofErr w:type="spellEnd"/>
+            <w:r>
+              <w:t>, 2))</w:t>
+            </w:r>
+            <w:r>
+              <w:br/>
+            </w:r>
+            <w:r>
+              <w:br/>
+            </w:r>
+            <w:proofErr w:type="spellStart"/>
+            <w:r>
+              <w:t>sliced_shipments</w:t>
+            </w:r>
+            <w:proofErr w:type="spellEnd"/>
+            <w:r>
+              <w:t xml:space="preserve"> = shipments[:2, -3:]</w:t>
+            </w:r>
+            <w:r>
+              <w:br/>
+              <w:t>print("\</w:t>
+            </w:r>
+            <w:proofErr w:type="spellStart"/>
+            <w:r>
+              <w:t>nFIRST</w:t>
+            </w:r>
+            <w:proofErr w:type="spellEnd"/>
+            <w:r>
+              <w:t xml:space="preserve"> TWO WAREHOUSES AND LAST THREE WEEKS")</w:t>
+            </w:r>
+            <w:r>
+              <w:br/>
+              <w:t>print(</w:t>
+            </w:r>
+            <w:proofErr w:type="spellStart"/>
+            <w:r>
+              <w:t>sliced_shipments</w:t>
+            </w:r>
+            <w:proofErr w:type="spellEnd"/>
+            <w:r>
+              <w:t>)</w:t>
+            </w:r>
+            <w:r>
+              <w:br/>
+              <w:t xml:space="preserve">print("Sliced shape:", </w:t>
+            </w:r>
+            <w:proofErr w:type="spellStart"/>
+            <w:r>
+              <w:t>sliced_shipments.shape</w:t>
+            </w:r>
+            <w:proofErr w:type="spellEnd"/>
+            <w:r>
+              <w:t>)</w:t>
+            </w:r>
+            <w:r>
+              <w:br/>
+            </w:r>
+            <w:r>
+              <w:br/>
+            </w:r>
+            <w:proofErr w:type="spellStart"/>
+            <w:r>
+              <w:t>reshaped_shipments</w:t>
+            </w:r>
+            <w:proofErr w:type="spellEnd"/>
+            <w:r>
+              <w:t xml:space="preserve"> = </w:t>
+            </w:r>
+            <w:proofErr w:type="spellStart"/>
+            <w:r>
+              <w:t>shipments.reshape</w:t>
+            </w:r>
+            <w:proofErr w:type="spellEnd"/>
+            <w:r>
+              <w:t>(7, 4)</w:t>
+            </w:r>
+            <w:r>
+              <w:br/>
+              <w:t>print("\</w:t>
+            </w:r>
+            <w:proofErr w:type="spellStart"/>
+            <w:r>
+              <w:t>nRESHAPED</w:t>
+            </w:r>
+            <w:proofErr w:type="spellEnd"/>
+            <w:r>
+              <w:t xml:space="preserve"> SHIPMENT MATRIX")</w:t>
+            </w:r>
+            <w:r>
+              <w:br/>
+              <w:t>print(</w:t>
+            </w:r>
+            <w:proofErr w:type="spellStart"/>
+            <w:r>
+              <w:t>reshaped_shipments</w:t>
+            </w:r>
+            <w:proofErr w:type="spellEnd"/>
+            <w:r>
+              <w:t>)</w:t>
+            </w:r>
+            <w:r>
+              <w:br/>
+              <w:t xml:space="preserve">print("Reshaped shape:", </w:t>
+            </w:r>
+            <w:proofErr w:type="spellStart"/>
+            <w:r>
+              <w:t>reshaped_shipments.shape</w:t>
+            </w:r>
+            <w:proofErr w:type="spellEnd"/>
+            <w:r>
+              <w:t>)</w:t>
+            </w:r>
+            <w:r>
+              <w:br/>
+            </w:r>
+            <w:r>
+              <w:br/>
+            </w:r>
+            <w:proofErr w:type="spellStart"/>
+            <w:r>
+              <w:t>transportation_expense</w:t>
+            </w:r>
+            <w:proofErr w:type="spellEnd"/>
+            <w:r>
+              <w:t xml:space="preserve"> = </w:t>
+            </w:r>
+            <w:proofErr w:type="spellStart"/>
+            <w:r>
+              <w:t>np.multiply</w:t>
+            </w:r>
+            <w:proofErr w:type="spellEnd"/>
+            <w:r>
+              <w:t xml:space="preserve">(shipments, </w:t>
+            </w:r>
+            <w:proofErr w:type="spellStart"/>
+            <w:r>
+              <w:t>transport_cost</w:t>
+            </w:r>
+            <w:proofErr w:type="spellEnd"/>
+            <w:r>
+              <w:t>)</w:t>
+            </w:r>
+            <w:r>
+              <w:br/>
+              <w:t>print("\</w:t>
+            </w:r>
+            <w:proofErr w:type="spellStart"/>
+            <w:r>
+              <w:t>nELEMENT</w:t>
+            </w:r>
+            <w:proofErr w:type="spellEnd"/>
+            <w:r>
+              <w:t>-WISE TRANSPORTATION EXPENSE")</w:t>
+            </w:r>
+            <w:r>
+              <w:br/>
+              <w:t>print(</w:t>
+            </w:r>
+            <w:proofErr w:type="spellStart"/>
+            <w:r>
+              <w:t>transportation_expense</w:t>
+            </w:r>
+            <w:proofErr w:type="spellEnd"/>
+            <w:r>
+              <w:t>)</w:t>
+            </w:r>
+            <w:r>
+              <w:br/>
+            </w:r>
+            <w:r>
+              <w:br/>
+            </w:r>
+            <w:proofErr w:type="spellStart"/>
+            <w:r>
+              <w:t>warehouse_totals</w:t>
+            </w:r>
+            <w:proofErr w:type="spellEnd"/>
+            <w:r>
+              <w:t xml:space="preserve"> = </w:t>
+            </w:r>
+            <w:proofErr w:type="spellStart"/>
+            <w:r>
+              <w:t>np.sum</w:t>
+            </w:r>
+            <w:proofErr w:type="spellEnd"/>
+            <w:r>
+              <w:t>(shipments, axis=1)</w:t>
+            </w:r>
+            <w:r>
+              <w:br/>
+            </w:r>
+            <w:proofErr w:type="spellStart"/>
             <w:r>
               <w:lastRenderedPageBreak/>
-              <w:t>weekly_totals = np.sum(shipments, axis=0)</w:t>
-            </w:r>
-            <w:r>
-              <w:br/>
-              <w:t>warehouse_costs = np.sum(transportation_expense, axis=1)</w:t>
-            </w:r>
-            <w:r>
-              <w:br/>
-              <w:t>average_unit_cost = warehouse_costs / warehouse_totals</w:t>
-            </w:r>
+              <w:t>weekly_totals</w:t>
+            </w:r>
+            <w:proofErr w:type="spellEnd"/>
+            <w:r>
+              <w:t xml:space="preserve"> = </w:t>
+            </w:r>
+            <w:proofErr w:type="spellStart"/>
+            <w:r>
+              <w:t>np.sum</w:t>
+            </w:r>
+            <w:proofErr w:type="spellEnd"/>
+            <w:r>
+              <w:t>(shipments, axis=0)</w:t>
+            </w:r>
+            <w:r>
+              <w:br/>
+            </w:r>
+            <w:proofErr w:type="spellStart"/>
+            <w:r>
+              <w:t>warehouse_costs</w:t>
+            </w:r>
+            <w:proofErr w:type="spellEnd"/>
+            <w:r>
+              <w:t xml:space="preserve"> = </w:t>
+            </w:r>
+            <w:proofErr w:type="spellStart"/>
+            <w:r>
+              <w:t>np.sum</w:t>
+            </w:r>
+            <w:proofErr w:type="spellEnd"/>
+            <w:r>
+              <w:t>(</w:t>
+            </w:r>
+            <w:proofErr w:type="spellStart"/>
+            <w:r>
+              <w:t>transportation_expense</w:t>
+            </w:r>
+            <w:proofErr w:type="spellEnd"/>
+            <w:r>
+              <w:t>, axis=1)</w:t>
+            </w:r>
+            <w:r>
+              <w:br/>
+            </w:r>
+            <w:proofErr w:type="spellStart"/>
+            <w:r>
+              <w:t>average_unit_cost</w:t>
+            </w:r>
+            <w:proofErr w:type="spellEnd"/>
+            <w:r>
+              <w:t xml:space="preserve"> = </w:t>
+            </w:r>
+            <w:proofErr w:type="spellStart"/>
+            <w:r>
+              <w:t>warehouse_costs</w:t>
+            </w:r>
+            <w:proofErr w:type="spellEnd"/>
+            <w:r>
+              <w:t xml:space="preserve"> / </w:t>
+            </w:r>
+            <w:proofErr w:type="spellStart"/>
+            <w:r>
+              <w:t>warehouse_totals</w:t>
+            </w:r>
+            <w:proofErr w:type="spellEnd"/>
             <w:r>
               <w:br/>
               <w:t>utilization = shipments / capacity[:, None] * 100</w:t>
             </w:r>
             <w:r>
               <w:br/>
-              <w:t>maximum_utilization = np.max(utilization, axis=1)</w:t>
-            </w:r>
-            <w:r>
-              <w:br/>
-            </w:r>
-            <w:r>
-              <w:br/>
-              <w:t>best_warehouse_index = np.argmax(warehouse_totals)</w:t>
-            </w:r>
-            <w:r>
-              <w:br/>
-              <w:t>peak_week_index = np.argmax(weekly_totals)</w:t>
-            </w:r>
-            <w:r>
-              <w:br/>
-              <w:t>efficient_warehouse_index = np.argmin(average_unit_cost)</w:t>
-            </w:r>
-            <w:r>
-              <w:br/>
-              <w:t>bottleneck_index = np.argmax(maximum_utilization)</w:t>
-            </w:r>
-            <w:r>
-              <w:br/>
-              <w:t>bottleneck_points = np.where(utilization &gt;= 90)</w:t>
-            </w:r>
-            <w:r>
-              <w:br/>
-            </w:r>
-            <w:r>
-              <w:br/>
-              <w:t>print("\nWAREHOUSE PERFORMANCE REPORT")</w:t>
-            </w:r>
-            <w:r>
-              <w:br/>
-              <w:t>for i in range(len(warehouses)):</w:t>
-            </w:r>
-            <w:r>
-              <w:br/>
-              <w:t xml:space="preserve">    print(warehouses[i])</w:t>
-            </w:r>
-            <w:r>
-              <w:br/>
-              <w:t xml:space="preserve">    print("  Total shipments:", warehouse_totals[i])</w:t>
-            </w:r>
-            <w:r>
-              <w:br/>
-              <w:t xml:space="preserve">    print("  Average weekly shipments:", round(np.mean(shipments[i]), 2))</w:t>
-            </w:r>
-            <w:r>
-              <w:br/>
-              <w:t xml:space="preserve">    print("  Transportation expense:", warehouse_costs[i])</w:t>
-            </w:r>
-            <w:r>
-              <w:br/>
-              <w:t xml:space="preserve">    print("  Average cost per shipment:", round(average_unit_cost[i], 2))</w:t>
+            </w:r>
+            <w:proofErr w:type="spellStart"/>
+            <w:r>
+              <w:t>maximum_utilization</w:t>
+            </w:r>
+            <w:proofErr w:type="spellEnd"/>
+            <w:r>
+              <w:t xml:space="preserve"> = </w:t>
+            </w:r>
+            <w:proofErr w:type="spellStart"/>
+            <w:r>
+              <w:t>np.max</w:t>
+            </w:r>
+            <w:proofErr w:type="spellEnd"/>
+            <w:r>
+              <w:t>(utilization, axis=1)</w:t>
+            </w:r>
+            <w:r>
+              <w:br/>
+            </w:r>
+            <w:r>
+              <w:br/>
+            </w:r>
+            <w:proofErr w:type="spellStart"/>
+            <w:r>
+              <w:t>best_warehouse_index</w:t>
+            </w:r>
+            <w:proofErr w:type="spellEnd"/>
+            <w:r>
+              <w:t xml:space="preserve"> = </w:t>
+            </w:r>
+            <w:proofErr w:type="spellStart"/>
+            <w:r>
+              <w:t>np.argmax</w:t>
+            </w:r>
+            <w:proofErr w:type="spellEnd"/>
+            <w:r>
+              <w:t>(</w:t>
+            </w:r>
+            <w:proofErr w:type="spellStart"/>
+            <w:r>
+              <w:t>warehouse_totals</w:t>
+            </w:r>
+            <w:proofErr w:type="spellEnd"/>
+            <w:r>
+              <w:t>)</w:t>
+            </w:r>
+            <w:r>
+              <w:br/>
+            </w:r>
+            <w:proofErr w:type="spellStart"/>
+            <w:r>
+              <w:t>peak_week_index</w:t>
+            </w:r>
+            <w:proofErr w:type="spellEnd"/>
+            <w:r>
+              <w:t xml:space="preserve"> = </w:t>
+            </w:r>
+            <w:proofErr w:type="spellStart"/>
+            <w:r>
+              <w:t>np.argmax</w:t>
+            </w:r>
+            <w:proofErr w:type="spellEnd"/>
+            <w:r>
+              <w:t>(</w:t>
+            </w:r>
+            <w:proofErr w:type="spellStart"/>
+            <w:r>
+              <w:t>weekly_totals</w:t>
+            </w:r>
+            <w:proofErr w:type="spellEnd"/>
+            <w:r>
+              <w:t>)</w:t>
+            </w:r>
+            <w:r>
+              <w:br/>
+            </w:r>
+            <w:proofErr w:type="spellStart"/>
+            <w:r>
+              <w:t>efficient_warehouse_index</w:t>
+            </w:r>
+            <w:proofErr w:type="spellEnd"/>
+            <w:r>
+              <w:t xml:space="preserve"> = </w:t>
+            </w:r>
+            <w:proofErr w:type="spellStart"/>
+            <w:r>
+              <w:t>np.argmin</w:t>
+            </w:r>
+            <w:proofErr w:type="spellEnd"/>
+            <w:r>
+              <w:t>(</w:t>
+            </w:r>
+            <w:proofErr w:type="spellStart"/>
+            <w:r>
+              <w:t>average_unit_cost</w:t>
+            </w:r>
+            <w:proofErr w:type="spellEnd"/>
+            <w:r>
+              <w:t>)</w:t>
+            </w:r>
+            <w:r>
+              <w:br/>
+            </w:r>
+            <w:proofErr w:type="spellStart"/>
+            <w:r>
+              <w:t>bottleneck_index</w:t>
+            </w:r>
+            <w:proofErr w:type="spellEnd"/>
+            <w:r>
+              <w:t xml:space="preserve"> = </w:t>
+            </w:r>
+            <w:proofErr w:type="spellStart"/>
+            <w:r>
+              <w:t>np.argmax</w:t>
+            </w:r>
+            <w:proofErr w:type="spellEnd"/>
+            <w:r>
+              <w:t>(</w:t>
+            </w:r>
+            <w:proofErr w:type="spellStart"/>
+            <w:r>
+              <w:t>maximum_utilization</w:t>
+            </w:r>
+            <w:proofErr w:type="spellEnd"/>
+            <w:r>
+              <w:t>)</w:t>
+            </w:r>
+            <w:r>
+              <w:br/>
+            </w:r>
+            <w:proofErr w:type="spellStart"/>
+            <w:r>
+              <w:t>bottleneck_points</w:t>
+            </w:r>
+            <w:proofErr w:type="spellEnd"/>
+            <w:r>
+              <w:t xml:space="preserve"> = </w:t>
+            </w:r>
+            <w:proofErr w:type="spellStart"/>
+            <w:r>
+              <w:t>np.where</w:t>
+            </w:r>
+            <w:proofErr w:type="spellEnd"/>
+            <w:r>
+              <w:t>(utilization &gt;= 90)</w:t>
+            </w:r>
+            <w:r>
+              <w:br/>
+            </w:r>
+            <w:r>
+              <w:br/>
+              <w:t>print("\</w:t>
+            </w:r>
+            <w:proofErr w:type="spellStart"/>
+            <w:r>
+              <w:t>nWAREHOUSE</w:t>
+            </w:r>
+            <w:proofErr w:type="spellEnd"/>
+            <w:r>
+              <w:t xml:space="preserve"> PERFORMANCE REPORT")</w:t>
+            </w:r>
+            <w:r>
+              <w:br/>
+              <w:t xml:space="preserve">for </w:t>
+            </w:r>
+            <w:proofErr w:type="spellStart"/>
+            <w:r>
+              <w:t>i</w:t>
+            </w:r>
+            <w:proofErr w:type="spellEnd"/>
+            <w:r>
+              <w:t xml:space="preserve"> in range(</w:t>
+            </w:r>
+            <w:proofErr w:type="spellStart"/>
+            <w:r>
+              <w:t>len</w:t>
+            </w:r>
+            <w:proofErr w:type="spellEnd"/>
+            <w:r>
+              <w:t>(warehouses)):</w:t>
+            </w:r>
+            <w:r>
+              <w:br/>
+              <w:t xml:space="preserve">    print(warehouses[</w:t>
+            </w:r>
+            <w:proofErr w:type="spellStart"/>
+            <w:r>
+              <w:t>i</w:t>
+            </w:r>
+            <w:proofErr w:type="spellEnd"/>
+            <w:r>
+              <w:t>])</w:t>
+            </w:r>
+            <w:r>
+              <w:br/>
+              <w:t xml:space="preserve">    print("  Total shipments:", </w:t>
+            </w:r>
+            <w:proofErr w:type="spellStart"/>
+            <w:r>
+              <w:t>warehouse_totals</w:t>
+            </w:r>
+            <w:proofErr w:type="spellEnd"/>
+            <w:r>
+              <w:t>[</w:t>
+            </w:r>
+            <w:proofErr w:type="spellStart"/>
+            <w:r>
+              <w:t>i</w:t>
+            </w:r>
+            <w:proofErr w:type="spellEnd"/>
+            <w:r>
+              <w:t>])</w:t>
+            </w:r>
+            <w:r>
+              <w:br/>
+              <w:t xml:space="preserve">    print("  Average weekly shipments:", round(</w:t>
+            </w:r>
+            <w:proofErr w:type="spellStart"/>
+            <w:r>
+              <w:t>np.mean</w:t>
+            </w:r>
+            <w:proofErr w:type="spellEnd"/>
+            <w:r>
+              <w:t>(shipments[</w:t>
+            </w:r>
+            <w:proofErr w:type="spellStart"/>
+            <w:r>
+              <w:t>i</w:t>
+            </w:r>
+            <w:proofErr w:type="spellEnd"/>
+            <w:r>
+              <w:t>]), 2))</w:t>
+            </w:r>
+            <w:r>
+              <w:br/>
+              <w:t xml:space="preserve">    print("  Transportation expense:", </w:t>
+            </w:r>
+            <w:proofErr w:type="spellStart"/>
+            <w:r>
+              <w:t>warehouse_costs</w:t>
+            </w:r>
+            <w:proofErr w:type="spellEnd"/>
+            <w:r>
+              <w:t>[</w:t>
+            </w:r>
+            <w:proofErr w:type="spellStart"/>
+            <w:r>
+              <w:t>i</w:t>
+            </w:r>
+            <w:proofErr w:type="spellEnd"/>
+            <w:r>
+              <w:t>])</w:t>
+            </w:r>
+            <w:r>
+              <w:br/>
+              <w:t xml:space="preserve">    print("  Average cost per shipment:", round(</w:t>
+            </w:r>
+            <w:proofErr w:type="spellStart"/>
+            <w:r>
+              <w:t>average_unit_cost</w:t>
+            </w:r>
+            <w:proofErr w:type="spellEnd"/>
+            <w:r>
+              <w:t>[</w:t>
+            </w:r>
+            <w:proofErr w:type="spellStart"/>
+            <w:r>
+              <w:t>i</w:t>
+            </w:r>
+            <w:proofErr w:type="spellEnd"/>
+            <w:r>
+              <w:t>], 2))</w:t>
             </w:r>
             <w:r>
               <w:br/>
@@ -4416,48 +5195,184 @@
             </w:r>
             <w:r>
               <w:br/>
-              <w:t xml:space="preserve">          round(maximum_utilization[i], 2), "%")</w:t>
-            </w:r>
-            <w:r>
-              <w:br/>
-            </w:r>
-            <w:r>
-              <w:br/>
-              <w:t>print("\nWEEKLY INVENTORY MOVEMENT")</w:t>
-            </w:r>
-            <w:r>
-              <w:br/>
-              <w:t>for i in range(len(weeks)):</w:t>
-            </w:r>
-            <w:r>
-              <w:br/>
-              <w:t xml:space="preserve">    print(weeks[i], ":", weekly_totals[i])</w:t>
-            </w:r>
-            <w:r>
-              <w:br/>
-            </w:r>
-            <w:r>
-              <w:br/>
-              <w:t>print("\nLOGISTICS BOTTLENECK POINTS")</w:t>
-            </w:r>
-            <w:r>
-              <w:br/>
-              <w:t>for warehouse_i, week_i in zip(*bottleneck_points):</w:t>
-            </w:r>
-            <w:r>
-              <w:br/>
-              <w:t xml:space="preserve">    print(warehouses[warehouse_i], weeks[week_i],</w:t>
-            </w:r>
-            <w:r>
-              <w:br/>
-              <w:t xml:space="preserve">          "Utilization:", round(utilization[warehouse_i, week_i], 2), "%")</w:t>
-            </w:r>
-            <w:r>
-              <w:br/>
-            </w:r>
-            <w:r>
-              <w:br/>
-              <w:t>print("\nSUPPLY CHAIN PLANNING SUMMARY")</w:t>
+              <w:t xml:space="preserve">          round(</w:t>
+            </w:r>
+            <w:proofErr w:type="spellStart"/>
+            <w:r>
+              <w:t>maximum_utilization</w:t>
+            </w:r>
+            <w:proofErr w:type="spellEnd"/>
+            <w:r>
+              <w:t>[</w:t>
+            </w:r>
+            <w:proofErr w:type="spellStart"/>
+            <w:r>
+              <w:t>i</w:t>
+            </w:r>
+            <w:proofErr w:type="spellEnd"/>
+            <w:r>
+              <w:t>], 2), "%")</w:t>
+            </w:r>
+            <w:r>
+              <w:br/>
+            </w:r>
+            <w:r>
+              <w:br/>
+              <w:t>print("\</w:t>
+            </w:r>
+            <w:proofErr w:type="spellStart"/>
+            <w:r>
+              <w:t>nWEEKLY</w:t>
+            </w:r>
+            <w:proofErr w:type="spellEnd"/>
+            <w:r>
+              <w:t xml:space="preserve"> INVENTORY MOVEMENT")</w:t>
+            </w:r>
+            <w:r>
+              <w:br/>
+              <w:t xml:space="preserve">for </w:t>
+            </w:r>
+            <w:proofErr w:type="spellStart"/>
+            <w:r>
+              <w:t>i</w:t>
+            </w:r>
+            <w:proofErr w:type="spellEnd"/>
+            <w:r>
+              <w:t xml:space="preserve"> in range(</w:t>
+            </w:r>
+            <w:proofErr w:type="spellStart"/>
+            <w:r>
+              <w:t>len</w:t>
+            </w:r>
+            <w:proofErr w:type="spellEnd"/>
+            <w:r>
+              <w:t>(weeks)):</w:t>
+            </w:r>
+            <w:r>
+              <w:br/>
+              <w:t xml:space="preserve">    print(weeks[</w:t>
+            </w:r>
+            <w:proofErr w:type="spellStart"/>
+            <w:r>
+              <w:t>i</w:t>
+            </w:r>
+            <w:proofErr w:type="spellEnd"/>
+            <w:r>
+              <w:t xml:space="preserve">], ":", </w:t>
+            </w:r>
+            <w:proofErr w:type="spellStart"/>
+            <w:r>
+              <w:t>weekly_totals</w:t>
+            </w:r>
+            <w:proofErr w:type="spellEnd"/>
+            <w:r>
+              <w:t>[</w:t>
+            </w:r>
+            <w:proofErr w:type="spellStart"/>
+            <w:r>
+              <w:t>i</w:t>
+            </w:r>
+            <w:proofErr w:type="spellEnd"/>
+            <w:r>
+              <w:t>])</w:t>
+            </w:r>
+            <w:r>
+              <w:br/>
+            </w:r>
+            <w:r>
+              <w:br/>
+              <w:t>print("\</w:t>
+            </w:r>
+            <w:proofErr w:type="spellStart"/>
+            <w:r>
+              <w:t>nLOGISTICS</w:t>
+            </w:r>
+            <w:proofErr w:type="spellEnd"/>
+            <w:r>
+              <w:t xml:space="preserve"> BOTTLENECK POINTS")</w:t>
+            </w:r>
+            <w:r>
+              <w:br/>
+              <w:t xml:space="preserve">for </w:t>
+            </w:r>
+            <w:proofErr w:type="spellStart"/>
+            <w:r>
+              <w:t>warehouse_i</w:t>
+            </w:r>
+            <w:proofErr w:type="spellEnd"/>
+            <w:r>
+              <w:t xml:space="preserve">, </w:t>
+            </w:r>
+            <w:proofErr w:type="spellStart"/>
+            <w:r>
+              <w:t>week_i</w:t>
+            </w:r>
+            <w:proofErr w:type="spellEnd"/>
+            <w:r>
+              <w:t xml:space="preserve"> in zip(*</w:t>
+            </w:r>
+            <w:proofErr w:type="spellStart"/>
+            <w:r>
+              <w:t>bottleneck_points</w:t>
+            </w:r>
+            <w:proofErr w:type="spellEnd"/>
+            <w:r>
+              <w:t>):</w:t>
+            </w:r>
+            <w:r>
+              <w:br/>
+              <w:t xml:space="preserve">    print(warehouses[</w:t>
+            </w:r>
+            <w:proofErr w:type="spellStart"/>
+            <w:r>
+              <w:t>warehouse_i</w:t>
+            </w:r>
+            <w:proofErr w:type="spellEnd"/>
+            <w:r>
+              <w:t>], weeks[</w:t>
+            </w:r>
+            <w:proofErr w:type="spellStart"/>
+            <w:r>
+              <w:t>week_i</w:t>
+            </w:r>
+            <w:proofErr w:type="spellEnd"/>
+            <w:r>
+              <w:t>],</w:t>
+            </w:r>
+            <w:r>
+              <w:br/>
+              <w:t xml:space="preserve">          "Utilization:", round(utilization[</w:t>
+            </w:r>
+            <w:proofErr w:type="spellStart"/>
+            <w:r>
+              <w:t>warehouse_i</w:t>
+            </w:r>
+            <w:proofErr w:type="spellEnd"/>
+            <w:r>
+              <w:t xml:space="preserve">, </w:t>
+            </w:r>
+            <w:proofErr w:type="spellStart"/>
+            <w:r>
+              <w:t>week_i</w:t>
+            </w:r>
+            <w:proofErr w:type="spellEnd"/>
+            <w:r>
+              <w:t>], 2), "%")</w:t>
+            </w:r>
+            <w:r>
+              <w:br/>
+            </w:r>
+            <w:r>
+              <w:br/>
+              <w:t>print("\</w:t>
+            </w:r>
+            <w:proofErr w:type="spellStart"/>
+            <w:r>
+              <w:t>nSUPPLY</w:t>
+            </w:r>
+            <w:proofErr w:type="spellEnd"/>
+            <w:r>
+              <w:t xml:space="preserve"> CHAIN PLANNING SUMMARY")</w:t>
             </w:r>
             <w:r>
               <w:br/>
@@ -4465,11 +5380,27 @@
             </w:r>
             <w:r>
               <w:br/>
-              <w:t xml:space="preserve">      warehouses[best_warehouse_index])</w:t>
-            </w:r>
-            <w:r>
-              <w:br/>
-              <w:t>print("Peak shipment week:", weeks[peak_week_index])</w:t>
+              <w:t xml:space="preserve">      warehouses[</w:t>
+            </w:r>
+            <w:proofErr w:type="spellStart"/>
+            <w:r>
+              <w:t>best_warehouse_index</w:t>
+            </w:r>
+            <w:proofErr w:type="spellEnd"/>
+            <w:r>
+              <w:t>])</w:t>
+            </w:r>
+            <w:r>
+              <w:br/>
+              <w:t>print("Peak shipment week:", weeks[</w:t>
+            </w:r>
+            <w:proofErr w:type="spellStart"/>
+            <w:r>
+              <w:t>peak_week_index</w:t>
+            </w:r>
+            <w:proofErr w:type="spellEnd"/>
+            <w:r>
+              <w:t>])</w:t>
             </w:r>
             <w:r>
               <w:br/>
@@ -4477,19 +5408,59 @@
             </w:r>
             <w:r>
               <w:br/>
-              <w:t xml:space="preserve">      warehouses[efficient_warehouse_index])</w:t>
-            </w:r>
-            <w:r>
-              <w:br/>
-              <w:t>print("Highest bottleneck risk:", warehouses[bottleneck_index])</w:t>
-            </w:r>
-            <w:r>
-              <w:br/>
-              <w:t>print("Total shipments:", np.sum(shipments))</w:t>
-            </w:r>
-            <w:r>
-              <w:br/>
-              <w:t>print("Total transportation expense:", np.sum(transportation_expense))</w:t>
+              <w:t xml:space="preserve">      warehouses[</w:t>
+            </w:r>
+            <w:proofErr w:type="spellStart"/>
+            <w:r>
+              <w:t>efficient_warehouse_index</w:t>
+            </w:r>
+            <w:proofErr w:type="spellEnd"/>
+            <w:r>
+              <w:t>])</w:t>
+            </w:r>
+            <w:r>
+              <w:br/>
+              <w:t>print("Highest bottleneck risk:", warehouses[</w:t>
+            </w:r>
+            <w:proofErr w:type="spellStart"/>
+            <w:r>
+              <w:t>bottleneck_index</w:t>
+            </w:r>
+            <w:proofErr w:type="spellEnd"/>
+            <w:r>
+              <w:t>])</w:t>
+            </w:r>
+            <w:r>
+              <w:br/>
+              <w:t xml:space="preserve">print("Total shipments:", </w:t>
+            </w:r>
+            <w:proofErr w:type="spellStart"/>
+            <w:r>
+              <w:t>np.sum</w:t>
+            </w:r>
+            <w:proofErr w:type="spellEnd"/>
+            <w:r>
+              <w:t>(shipments))</w:t>
+            </w:r>
+            <w:r>
+              <w:br/>
+              <w:t xml:space="preserve">print("Total transportation expense:", </w:t>
+            </w:r>
+            <w:proofErr w:type="spellStart"/>
+            <w:r>
+              <w:t>np.sum</w:t>
+            </w:r>
+            <w:proofErr w:type="spellEnd"/>
+            <w:r>
+              <w:t>(</w:t>
+            </w:r>
+            <w:proofErr w:type="spellStart"/>
+            <w:r>
+              <w:t>transportation_expense</w:t>
+            </w:r>
+            <w:proofErr w:type="spellEnd"/>
+            <w:r>
+              <w:t>))</w:t>
             </w:r>
           </w:p>
           <w:p>
@@ -4500,12 +5471,34 @@
               <w:rPr>
                 <w:b/>
               </w:rPr>
-              <w:t>B. Extra Practice: Streamlit Supply Chain Analytics Dashboard</w:t>
-            </w:r>
-          </w:p>
-          <w:p>
-            <w:r>
-              <w:t>import numpy as np</w:t>
+              <w:t xml:space="preserve">B. Extra Practice: </w:t>
+            </w:r>
+            <w:proofErr w:type="spellStart"/>
+            <w:r>
+              <w:rPr>
+                <w:b/>
+              </w:rPr>
+              <w:t>Streamlit</w:t>
+            </w:r>
+            <w:proofErr w:type="spellEnd"/>
+            <w:r>
+              <w:rPr>
+                <w:b/>
+              </w:rPr>
+              <w:t xml:space="preserve"> Supply Chain Analytics Dashboard</w:t>
+            </w:r>
+          </w:p>
+          <w:p>
+            <w:r>
+              <w:t xml:space="preserve">import </w:t>
+            </w:r>
+            <w:proofErr w:type="spellStart"/>
+            <w:r>
+              <w:t>numpy</w:t>
+            </w:r>
+            <w:proofErr w:type="spellEnd"/>
+            <w:r>
+              <w:t xml:space="preserve"> as np</w:t>
             </w:r>
             <w:r>
               <w:br/>
@@ -4513,18 +5506,41 @@
             </w:r>
             <w:r>
               <w:br/>
-              <w:t>import streamlit as st</w:t>
-            </w:r>
-            <w:r>
-              <w:br/>
-            </w:r>
-            <w:r>
-              <w:br/>
-              <w:t>st.set_page_config(</w:t>
-            </w:r>
-            <w:r>
-              <w:br/>
-              <w:t xml:space="preserve">    page_title="Supply Chain Analytics Dashboard",</w:t>
+              <w:t xml:space="preserve">import </w:t>
+            </w:r>
+            <w:proofErr w:type="spellStart"/>
+            <w:r>
+              <w:t>streamlit</w:t>
+            </w:r>
+            <w:proofErr w:type="spellEnd"/>
+            <w:r>
+              <w:t xml:space="preserve"> as st</w:t>
+            </w:r>
+            <w:r>
+              <w:br/>
+            </w:r>
+            <w:r>
+              <w:br/>
+            </w:r>
+            <w:proofErr w:type="spellStart"/>
+            <w:r>
+              <w:t>st.set_page_config</w:t>
+            </w:r>
+            <w:proofErr w:type="spellEnd"/>
+            <w:r>
+              <w:t>(</w:t>
+            </w:r>
+            <w:r>
+              <w:br/>
+              <w:t xml:space="preserve">    </w:t>
+            </w:r>
+            <w:proofErr w:type="spellStart"/>
+            <w:r>
+              <w:t>page_title</w:t>
+            </w:r>
+            <w:proofErr w:type="spellEnd"/>
+            <w:r>
+              <w:t>="Supply Chain Analytics Dashboard",</w:t>
             </w:r>
             <w:r>
               <w:br/>
@@ -4542,7 +5558,14 @@
             </w:r>
             <w:r>
               <w:br/>
-              <w:t>st.title("Warehouse Shipment and Supply Chain Analytics")</w:t>
+            </w:r>
+            <w:proofErr w:type="spellStart"/>
+            <w:r>
+              <w:t>st.title</w:t>
+            </w:r>
+            <w:proofErr w:type="spellEnd"/>
+            <w:r>
+              <w:t>("Warehouse Shipment and Supply Chain Analytics")</w:t>
             </w:r>
             <w:r>
               <w:br/>
@@ -4553,7 +5576,14 @@
             </w:r>
             <w:r>
               <w:br/>
-              <w:t>shipment_data = {</w:t>
+            </w:r>
+            <w:proofErr w:type="spellStart"/>
+            <w:r>
+              <w:t>shipment_data</w:t>
+            </w:r>
+            <w:proofErr w:type="spellEnd"/>
+            <w:r>
+              <w:t xml:space="preserve"> = {</w:t>
             </w:r>
             <w:r>
               <w:br/>
@@ -4580,7 +5610,14 @@
             </w:r>
             <w:r>
               <w:br/>
-              <w:t>transport_cost_data = {</w:t>
+            </w:r>
+            <w:proofErr w:type="spellStart"/>
+            <w:r>
+              <w:t>transport_cost_data</w:t>
+            </w:r>
+            <w:proofErr w:type="spellEnd"/>
+            <w:r>
+              <w:t xml:space="preserve"> = {</w:t>
             </w:r>
             <w:r>
               <w:br/>
@@ -4607,7 +5644,14 @@
             </w:r>
             <w:r>
               <w:br/>
-              <w:t>capacity_data = {</w:t>
+            </w:r>
+            <w:proofErr w:type="spellStart"/>
+            <w:r>
+              <w:t>capacity_data</w:t>
+            </w:r>
+            <w:proofErr w:type="spellEnd"/>
+            <w:r>
+              <w:t xml:space="preserve"> = {</w:t>
             </w:r>
             <w:r>
               <w:br/>
@@ -4645,11 +5689,34 @@
             </w:r>
             <w:r>
               <w:br/>
-              <w:t>shipment_df = pd.DataFrame.from_dict(</w:t>
-            </w:r>
-            <w:r>
-              <w:br/>
-              <w:t xml:space="preserve">    shipment_data, orient="index", columns=weeks</w:t>
+            </w:r>
+            <w:proofErr w:type="spellStart"/>
+            <w:r>
+              <w:t>shipment_df</w:t>
+            </w:r>
+            <w:proofErr w:type="spellEnd"/>
+            <w:r>
+              <w:t xml:space="preserve"> = </w:t>
+            </w:r>
+            <w:proofErr w:type="spellStart"/>
+            <w:r>
+              <w:t>pd.DataFrame.from_dict</w:t>
+            </w:r>
+            <w:proofErr w:type="spellEnd"/>
+            <w:r>
+              <w:t>(</w:t>
+            </w:r>
+            <w:r>
+              <w:br/>
+              <w:t xml:space="preserve">    </w:t>
+            </w:r>
+            <w:proofErr w:type="spellStart"/>
+            <w:r>
+              <w:t>shipment_data</w:t>
+            </w:r>
+            <w:proofErr w:type="spellEnd"/>
+            <w:r>
+              <w:t>, orient="index", columns=weeks</w:t>
             </w:r>
             <w:r>
               <w:br/>
@@ -4657,11 +5724,34 @@
             </w:r>
             <w:r>
               <w:br/>
-              <w:t>cost_rate_df = pd.DataFrame.from_dict(</w:t>
-            </w:r>
-            <w:r>
-              <w:br/>
-              <w:t xml:space="preserve">    transport_cost_data, orient="index", columns=weeks</w:t>
+            </w:r>
+            <w:proofErr w:type="spellStart"/>
+            <w:r>
+              <w:t>cost_rate_df</w:t>
+            </w:r>
+            <w:proofErr w:type="spellEnd"/>
+            <w:r>
+              <w:t xml:space="preserve"> = </w:t>
+            </w:r>
+            <w:proofErr w:type="spellStart"/>
+            <w:r>
+              <w:t>pd.DataFrame.from_dict</w:t>
+            </w:r>
+            <w:proofErr w:type="spellEnd"/>
+            <w:r>
+              <w:t>(</w:t>
+            </w:r>
+            <w:r>
+              <w:br/>
+              <w:t xml:space="preserve">    </w:t>
+            </w:r>
+            <w:proofErr w:type="spellStart"/>
+            <w:r>
+              <w:t>transport_cost_data</w:t>
+            </w:r>
+            <w:proofErr w:type="spellEnd"/>
+            <w:r>
+              <w:t>, orient="index", columns=weeks</w:t>
             </w:r>
             <w:r>
               <w:br/>
@@ -4669,68 +5759,269 @@
             </w:r>
             <w:r>
               <w:br/>
-              <w:t>expense_df = shipment_df * cost_rate_df</w:t>
-            </w:r>
-            <w:r>
-              <w:br/>
-              <w:t>capacity_series = pd.Series(capacity_data)</w:t>
-            </w:r>
-            <w:r>
-              <w:br/>
-              <w:t>utilization_df = shipment_df.div(capacity_series, axis=0) * 100</w:t>
-            </w:r>
-            <w:r>
-              <w:br/>
-            </w:r>
-            <w:r>
-              <w:br/>
-              <w:t>warehouse_totals = shipment_df.sum(axis=1)</w:t>
-            </w:r>
-            <w:r>
-              <w:br/>
-              <w:t>weekly_totals = shipment_df.sum(axis=0)</w:t>
-            </w:r>
-            <w:r>
-              <w:br/>
-              <w:t>warehouse_expense = expense_df.sum(axis=1)</w:t>
-            </w:r>
-            <w:r>
-              <w:br/>
-              <w:t>average_cost = warehouse_expense / warehouse_totals</w:t>
-            </w:r>
-            <w:r>
-              <w:br/>
-              <w:t>maximum_utilization = utilization_df.max(axis=1)</w:t>
-            </w:r>
-            <w:r>
-              <w:br/>
-            </w:r>
-            <w:r>
-              <w:br/>
-              <w:t>performance_report = pd.DataFrame({</w:t>
-            </w:r>
-            <w:r>
-              <w:br/>
-              <w:t xml:space="preserve">    "Total Shipments": warehouse_totals,</w:t>
-            </w:r>
-            <w:r>
-              <w:br/>
-              <w:t xml:space="preserve">    "Average Weekly Shipments": shipment_df.mean(axis=1).round(2),</w:t>
+            </w:r>
+            <w:proofErr w:type="spellStart"/>
+            <w:r>
+              <w:t>expense_df</w:t>
+            </w:r>
+            <w:proofErr w:type="spellEnd"/>
+            <w:r>
+              <w:t xml:space="preserve"> = </w:t>
+            </w:r>
+            <w:proofErr w:type="spellStart"/>
+            <w:r>
+              <w:t>shipment_df</w:t>
+            </w:r>
+            <w:proofErr w:type="spellEnd"/>
+            <w:r>
+              <w:t xml:space="preserve"> * </w:t>
+            </w:r>
+            <w:proofErr w:type="spellStart"/>
+            <w:r>
+              <w:t>cost_rate_df</w:t>
+            </w:r>
+            <w:proofErr w:type="spellEnd"/>
+            <w:r>
+              <w:br/>
+            </w:r>
+            <w:proofErr w:type="spellStart"/>
+            <w:r>
+              <w:t>capacity_series</w:t>
+            </w:r>
+            <w:proofErr w:type="spellEnd"/>
+            <w:r>
+              <w:t xml:space="preserve"> = </w:t>
+            </w:r>
+            <w:proofErr w:type="spellStart"/>
+            <w:r>
+              <w:t>pd.Series</w:t>
+            </w:r>
+            <w:proofErr w:type="spellEnd"/>
+            <w:r>
+              <w:t>(</w:t>
+            </w:r>
+            <w:proofErr w:type="spellStart"/>
+            <w:r>
+              <w:t>capacity_data</w:t>
+            </w:r>
+            <w:proofErr w:type="spellEnd"/>
+            <w:r>
+              <w:t>)</w:t>
+            </w:r>
+            <w:r>
+              <w:br/>
+            </w:r>
+            <w:proofErr w:type="spellStart"/>
+            <w:r>
+              <w:t>utilization_df</w:t>
+            </w:r>
+            <w:proofErr w:type="spellEnd"/>
+            <w:r>
+              <w:t xml:space="preserve"> = </w:t>
+            </w:r>
+            <w:proofErr w:type="spellStart"/>
+            <w:r>
+              <w:t>shipment_df.div</w:t>
+            </w:r>
+            <w:proofErr w:type="spellEnd"/>
+            <w:r>
+              <w:t>(</w:t>
+            </w:r>
+            <w:proofErr w:type="spellStart"/>
+            <w:r>
+              <w:t>capacity_series</w:t>
+            </w:r>
+            <w:proofErr w:type="spellEnd"/>
+            <w:r>
+              <w:t>, axis=0) * 100</w:t>
+            </w:r>
+            <w:r>
+              <w:br/>
+            </w:r>
+            <w:r>
+              <w:br/>
+            </w:r>
+            <w:proofErr w:type="spellStart"/>
+            <w:r>
+              <w:t>warehouse_totals</w:t>
+            </w:r>
+            <w:proofErr w:type="spellEnd"/>
+            <w:r>
+              <w:t xml:space="preserve"> = </w:t>
+            </w:r>
+            <w:proofErr w:type="spellStart"/>
+            <w:r>
+              <w:t>shipment_df.sum</w:t>
+            </w:r>
+            <w:proofErr w:type="spellEnd"/>
+            <w:r>
+              <w:t>(axis=1)</w:t>
+            </w:r>
+            <w:r>
+              <w:br/>
+            </w:r>
+            <w:proofErr w:type="spellStart"/>
+            <w:r>
+              <w:t>weekly_totals</w:t>
+            </w:r>
+            <w:proofErr w:type="spellEnd"/>
+            <w:r>
+              <w:t xml:space="preserve"> = </w:t>
+            </w:r>
+            <w:proofErr w:type="spellStart"/>
+            <w:r>
+              <w:t>shipment_df.sum</w:t>
+            </w:r>
+            <w:proofErr w:type="spellEnd"/>
+            <w:r>
+              <w:t>(axis=0)</w:t>
+            </w:r>
+            <w:r>
+              <w:br/>
+            </w:r>
+            <w:proofErr w:type="spellStart"/>
+            <w:r>
+              <w:t>warehouse_expense</w:t>
+            </w:r>
+            <w:proofErr w:type="spellEnd"/>
+            <w:r>
+              <w:t xml:space="preserve"> = </w:t>
+            </w:r>
+            <w:proofErr w:type="spellStart"/>
+            <w:r>
+              <w:t>expense_df.sum</w:t>
+            </w:r>
+            <w:proofErr w:type="spellEnd"/>
+            <w:r>
+              <w:t>(axis=1)</w:t>
+            </w:r>
+            <w:r>
+              <w:br/>
+            </w:r>
+            <w:proofErr w:type="spellStart"/>
+            <w:r>
+              <w:t>average_cost</w:t>
+            </w:r>
+            <w:proofErr w:type="spellEnd"/>
+            <w:r>
+              <w:t xml:space="preserve"> = </w:t>
+            </w:r>
+            <w:proofErr w:type="spellStart"/>
+            <w:r>
+              <w:t>warehouse_expense</w:t>
+            </w:r>
+            <w:proofErr w:type="spellEnd"/>
+            <w:r>
+              <w:t xml:space="preserve"> / </w:t>
+            </w:r>
+            <w:proofErr w:type="spellStart"/>
+            <w:r>
+              <w:t>warehouse_totals</w:t>
+            </w:r>
+            <w:proofErr w:type="spellEnd"/>
+            <w:r>
+              <w:br/>
+            </w:r>
+            <w:proofErr w:type="spellStart"/>
+            <w:r>
+              <w:t>maximum_utilization</w:t>
+            </w:r>
+            <w:proofErr w:type="spellEnd"/>
+            <w:r>
+              <w:t xml:space="preserve"> = </w:t>
+            </w:r>
+            <w:proofErr w:type="spellStart"/>
+            <w:r>
+              <w:t>utilization_df.max</w:t>
+            </w:r>
+            <w:proofErr w:type="spellEnd"/>
+            <w:r>
+              <w:t>(axis=1)</w:t>
+            </w:r>
+            <w:r>
+              <w:br/>
+            </w:r>
+            <w:r>
+              <w:br/>
+            </w:r>
+            <w:proofErr w:type="spellStart"/>
+            <w:r>
+              <w:t>performance_report</w:t>
+            </w:r>
+            <w:proofErr w:type="spellEnd"/>
+            <w:r>
+              <w:t xml:space="preserve"> = </w:t>
+            </w:r>
+            <w:proofErr w:type="spellStart"/>
+            <w:r>
+              <w:t>pd.DataFrame</w:t>
+            </w:r>
+            <w:proofErr w:type="spellEnd"/>
+            <w:r>
+              <w:t>({</w:t>
+            </w:r>
+            <w:r>
+              <w:br/>
+              <w:t xml:space="preserve">    "Total Shipments": </w:t>
+            </w:r>
+            <w:proofErr w:type="spellStart"/>
+            <w:r>
+              <w:t>warehouse_totals</w:t>
+            </w:r>
+            <w:proofErr w:type="spellEnd"/>
+            <w:r>
+              <w:t>,</w:t>
+            </w:r>
+            <w:r>
+              <w:br/>
+              <w:t xml:space="preserve">    "Average Weekly Shipments": </w:t>
+            </w:r>
+            <w:proofErr w:type="spellStart"/>
+            <w:r>
+              <w:t>shipment_df.mean</w:t>
+            </w:r>
+            <w:proofErr w:type="spellEnd"/>
+            <w:r>
+              <w:t>(axis=1).round(2),</w:t>
             </w:r>
             <w:r>
               <w:br/>
             </w:r>
             <w:r>
               <w:lastRenderedPageBreak/>
-              <w:t xml:space="preserve">    "Transportation Expense": warehouse_expense,</w:t>
-            </w:r>
-            <w:r>
-              <w:br/>
-              <w:t xml:space="preserve">    "Average Cost per Shipment": average_cost.round(2),</w:t>
-            </w:r>
-            <w:r>
-              <w:br/>
-              <w:t xml:space="preserve">    "Maximum Utilization (%)": maximum_utilization.round(2)</w:t>
+              <w:t xml:space="preserve">    "Transportation Expense": </w:t>
+            </w:r>
+            <w:proofErr w:type="spellStart"/>
+            <w:r>
+              <w:t>warehouse_expense</w:t>
+            </w:r>
+            <w:proofErr w:type="spellEnd"/>
+            <w:r>
+              <w:t>,</w:t>
+            </w:r>
+            <w:r>
+              <w:br/>
+              <w:t xml:space="preserve">    "Average Cost per Shipment": </w:t>
+            </w:r>
+            <w:proofErr w:type="spellStart"/>
+            <w:r>
+              <w:t>average_cost.round</w:t>
+            </w:r>
+            <w:proofErr w:type="spellEnd"/>
+            <w:r>
+              <w:t>(2),</w:t>
+            </w:r>
+            <w:r>
+              <w:br/>
+              <w:t xml:space="preserve">    "Maximum Utilization (%)": </w:t>
+            </w:r>
+            <w:proofErr w:type="spellStart"/>
+            <w:r>
+              <w:t>maximum_utilization.round</w:t>
+            </w:r>
+            <w:proofErr w:type="spellEnd"/>
+            <w:r>
+              <w:t>(2)</w:t>
             </w:r>
             <w:r>
               <w:br/>
@@ -4741,38 +6032,119 @@
             </w:r>
             <w:r>
               <w:br/>
-              <w:t>best_warehouse = warehouse_totals.idxmax()</w:t>
-            </w:r>
-            <w:r>
-              <w:br/>
-              <w:t>peak_week = weekly_totals.idxmax()</w:t>
-            </w:r>
-            <w:r>
-              <w:br/>
-              <w:t>cost_efficient = average_cost.idxmin()</w:t>
-            </w:r>
-            <w:r>
-              <w:br/>
-              <w:t>bottleneck = maximum_utilization.idxmax()</w:t>
-            </w:r>
-            <w:r>
-              <w:br/>
-            </w:r>
-            <w:r>
-              <w:br/>
-              <w:t>selected_warehouse = st.sidebar.selectbox(</w:t>
-            </w:r>
-            <w:r>
-              <w:br/>
-              <w:t xml:space="preserve">    "Select warehouse", shipment_df.index</w:t>
-            </w:r>
+            </w:r>
+            <w:proofErr w:type="spellStart"/>
+            <w:r>
+              <w:t>best_warehouse</w:t>
+            </w:r>
+            <w:proofErr w:type="spellEnd"/>
+            <w:r>
+              <w:t xml:space="preserve"> = </w:t>
+            </w:r>
+            <w:proofErr w:type="spellStart"/>
+            <w:r>
+              <w:t>warehouse_totals.idxmax</w:t>
+            </w:r>
+            <w:proofErr w:type="spellEnd"/>
+            <w:r>
+              <w:t>()</w:t>
+            </w:r>
+            <w:r>
+              <w:br/>
+            </w:r>
+            <w:proofErr w:type="spellStart"/>
+            <w:r>
+              <w:t>peak_week</w:t>
+            </w:r>
+            <w:proofErr w:type="spellEnd"/>
+            <w:r>
+              <w:t xml:space="preserve"> = </w:t>
+            </w:r>
+            <w:proofErr w:type="spellStart"/>
+            <w:r>
+              <w:t>weekly_totals.idxmax</w:t>
+            </w:r>
+            <w:proofErr w:type="spellEnd"/>
+            <w:r>
+              <w:t>()</w:t>
+            </w:r>
+            <w:r>
+              <w:br/>
+            </w:r>
+            <w:proofErr w:type="spellStart"/>
+            <w:r>
+              <w:t>cost_efficient</w:t>
+            </w:r>
+            <w:proofErr w:type="spellEnd"/>
+            <w:r>
+              <w:t xml:space="preserve"> = </w:t>
+            </w:r>
+            <w:proofErr w:type="spellStart"/>
+            <w:r>
+              <w:t>average_cost.idxmin</w:t>
+            </w:r>
+            <w:proofErr w:type="spellEnd"/>
+            <w:r>
+              <w:t>()</w:t>
+            </w:r>
+            <w:r>
+              <w:br/>
+              <w:t xml:space="preserve">bottleneck = </w:t>
+            </w:r>
+            <w:proofErr w:type="spellStart"/>
+            <w:r>
+              <w:t>maximum_utilization.idxmax</w:t>
+            </w:r>
+            <w:proofErr w:type="spellEnd"/>
+            <w:r>
+              <w:t>()</w:t>
+            </w:r>
+            <w:r>
+              <w:br/>
+            </w:r>
+            <w:r>
+              <w:br/>
+            </w:r>
+            <w:proofErr w:type="spellStart"/>
+            <w:r>
+              <w:t>selected_warehouse</w:t>
+            </w:r>
+            <w:proofErr w:type="spellEnd"/>
+            <w:r>
+              <w:t xml:space="preserve"> = </w:t>
+            </w:r>
+            <w:proofErr w:type="spellStart"/>
+            <w:r>
+              <w:t>st.sidebar.selectbox</w:t>
+            </w:r>
+            <w:proofErr w:type="spellEnd"/>
+            <w:r>
+              <w:t>(</w:t>
+            </w:r>
+            <w:r>
+              <w:br/>
+              <w:t xml:space="preserve">    "Select warehouse", </w:t>
+            </w:r>
+            <w:proofErr w:type="spellStart"/>
+            <w:r>
+              <w:t>shipment_df.index</w:t>
+            </w:r>
+            <w:proofErr w:type="spellEnd"/>
             <w:r>
               <w:br/>
               <w:t>)</w:t>
             </w:r>
             <w:r>
               <w:br/>
-              <w:t>threshold = st.sidebar.slider(</w:t>
+              <w:t xml:space="preserve">threshold = </w:t>
+            </w:r>
+            <w:proofErr w:type="spellStart"/>
+            <w:r>
+              <w:t>st.sidebar.slider</w:t>
+            </w:r>
+            <w:proofErr w:type="spellEnd"/>
+            <w:r>
+              <w:t>(</w:t>
             </w:r>
             <w:r>
               <w:br/>
@@ -4787,19 +6159,51 @@
             </w:r>
             <w:r>
               <w:br/>
-              <w:t>c1, c2, c3, c4 = st.columns(4)</w:t>
-            </w:r>
-            <w:r>
-              <w:br/>
-              <w:t>c1.metric("Total Shipments", f"{int(shipment_df.values.sum()):,}")</w:t>
-            </w:r>
-            <w:r>
-              <w:br/>
-              <w:t>c2.metric("Top Warehouse", best_warehouse)</w:t>
-            </w:r>
-            <w:r>
-              <w:br/>
-              <w:t>c3.metric("Peak Week", peak_week)</w:t>
+              <w:t xml:space="preserve">c1, c2, c3, c4 = </w:t>
+            </w:r>
+            <w:proofErr w:type="spellStart"/>
+            <w:r>
+              <w:t>st.columns</w:t>
+            </w:r>
+            <w:proofErr w:type="spellEnd"/>
+            <w:r>
+              <w:t>(4)</w:t>
+            </w:r>
+            <w:r>
+              <w:br/>
+              <w:t>c1.metric("Total Shipments", f"{int(</w:t>
+            </w:r>
+            <w:proofErr w:type="spellStart"/>
+            <w:r>
+              <w:t>shipment_df.values.sum</w:t>
+            </w:r>
+            <w:proofErr w:type="spellEnd"/>
+            <w:r>
+              <w:t>()):,}")</w:t>
+            </w:r>
+            <w:r>
+              <w:br/>
+              <w:t xml:space="preserve">c2.metric("Top Warehouse", </w:t>
+            </w:r>
+            <w:proofErr w:type="spellStart"/>
+            <w:r>
+              <w:t>best_warehouse</w:t>
+            </w:r>
+            <w:proofErr w:type="spellEnd"/>
+            <w:r>
+              <w:t>)</w:t>
+            </w:r>
+            <w:r>
+              <w:br/>
+              <w:t xml:space="preserve">c3.metric("Peak Week", </w:t>
+            </w:r>
+            <w:proofErr w:type="spellStart"/>
+            <w:r>
+              <w:t>peak_week</w:t>
+            </w:r>
+            <w:proofErr w:type="spellEnd"/>
+            <w:r>
+              <w:t>)</w:t>
             </w:r>
             <w:r>
               <w:br/>
@@ -4810,7 +6214,54 @@
             </w:r>
             <w:r>
               <w:br/>
-              <w:t>movement_tab, cost_tab, bottleneck_tab, report_tab, planning_tab = st.tabs([</w:t>
+            </w:r>
+            <w:proofErr w:type="spellStart"/>
+            <w:r>
+              <w:t>movement_tab</w:t>
+            </w:r>
+            <w:proofErr w:type="spellEnd"/>
+            <w:r>
+              <w:t xml:space="preserve">, </w:t>
+            </w:r>
+            <w:proofErr w:type="spellStart"/>
+            <w:r>
+              <w:t>cost_tab</w:t>
+            </w:r>
+            <w:proofErr w:type="spellEnd"/>
+            <w:r>
+              <w:t xml:space="preserve">, </w:t>
+            </w:r>
+            <w:proofErr w:type="spellStart"/>
+            <w:r>
+              <w:t>bottleneck_tab</w:t>
+            </w:r>
+            <w:proofErr w:type="spellEnd"/>
+            <w:r>
+              <w:t xml:space="preserve">, </w:t>
+            </w:r>
+            <w:proofErr w:type="spellStart"/>
+            <w:r>
+              <w:t>report_tab</w:t>
+            </w:r>
+            <w:proofErr w:type="spellEnd"/>
+            <w:r>
+              <w:t xml:space="preserve">, </w:t>
+            </w:r>
+            <w:proofErr w:type="spellStart"/>
+            <w:r>
+              <w:t>planning_tab</w:t>
+            </w:r>
+            <w:proofErr w:type="spellEnd"/>
+            <w:r>
+              <w:t xml:space="preserve"> = </w:t>
+            </w:r>
+            <w:proofErr w:type="spellStart"/>
+            <w:r>
+              <w:t>st.tabs</w:t>
+            </w:r>
+            <w:proofErr w:type="spellEnd"/>
+            <w:r>
+              <w:t>([</w:t>
             </w:r>
             <w:r>
               <w:br/>
@@ -4833,80 +6284,320 @@
             </w:r>
             <w:r>
               <w:br/>
-              <w:t>with movement_tab:</w:t>
-            </w:r>
-            <w:r>
-              <w:br/>
-              <w:t xml:space="preserve">    st.subheader("Weekly Inventory Movement")</w:t>
-            </w:r>
-            <w:r>
-              <w:br/>
-              <w:t xml:space="preserve">    st.line_chart(shipment_df.T)</w:t>
-            </w:r>
-            <w:r>
-              <w:br/>
-              <w:t xml:space="preserve">    st.bar_chart(weekly_totals)</w:t>
-            </w:r>
-            <w:r>
-              <w:br/>
-              <w:t xml:space="preserve">    st.dataframe(shipment_df, use_container_width=True)</w:t>
-            </w:r>
-            <w:r>
-              <w:br/>
-            </w:r>
-            <w:r>
-              <w:br/>
-              <w:t>with cost_tab:</w:t>
-            </w:r>
-            <w:r>
-              <w:br/>
-              <w:t xml:space="preserve">    st.subheader("Transportation Expense by Warehouse")</w:t>
-            </w:r>
-            <w:r>
-              <w:br/>
-              <w:t xml:space="preserve">    st.bar_chart(warehouse_expense)</w:t>
-            </w:r>
-            <w:r>
-              <w:br/>
-              <w:t xml:space="preserve">    st.write("Most cost-efficient warehouse:", cost_efficient)</w:t>
-            </w:r>
-            <w:r>
-              <w:br/>
-              <w:t xml:space="preserve">    st.dataframe(expense_df, use_container_width=True)</w:t>
-            </w:r>
-            <w:r>
-              <w:br/>
-            </w:r>
-            <w:r>
-              <w:br/>
-              <w:t>with bottleneck_tab:</w:t>
-            </w:r>
-            <w:r>
-              <w:br/>
-              <w:t xml:space="preserve">    st.subheader("Capacity Utilization")</w:t>
-            </w:r>
-            <w:r>
-              <w:br/>
-              <w:t xml:space="preserve">    st.line_chart(utilization_df.T)</w:t>
-            </w:r>
-            <w:r>
-              <w:br/>
-              <w:t xml:space="preserve">    bottleneck_table = utilization_df[utilization_df &gt;= threshold]</w:t>
-            </w:r>
-            <w:r>
-              <w:br/>
-              <w:t xml:space="preserve">    st.dataframe(bottleneck_table, use_container_width=True)</w:t>
-            </w:r>
-            <w:r>
-              <w:br/>
-              <w:t xml:space="preserve">    if bottleneck_table.notna().any().any():</w:t>
+              <w:t xml:space="preserve">with </w:t>
+            </w:r>
+            <w:proofErr w:type="spellStart"/>
+            <w:r>
+              <w:t>movement_tab</w:t>
+            </w:r>
+            <w:proofErr w:type="spellEnd"/>
+            <w:r>
+              <w:t>:</w:t>
+            </w:r>
+            <w:r>
+              <w:br/>
+              <w:t xml:space="preserve">    </w:t>
+            </w:r>
+            <w:proofErr w:type="spellStart"/>
+            <w:r>
+              <w:t>st.subheader</w:t>
+            </w:r>
+            <w:proofErr w:type="spellEnd"/>
+            <w:r>
+              <w:t>("Weekly Inventory Movement")</w:t>
+            </w:r>
+            <w:r>
+              <w:br/>
+              <w:t xml:space="preserve">    </w:t>
+            </w:r>
+            <w:proofErr w:type="spellStart"/>
+            <w:r>
+              <w:t>st.line_chart</w:t>
+            </w:r>
+            <w:proofErr w:type="spellEnd"/>
+            <w:r>
+              <w:t>(</w:t>
+            </w:r>
+            <w:proofErr w:type="spellStart"/>
+            <w:r>
+              <w:t>shipment_df.T</w:t>
+            </w:r>
+            <w:proofErr w:type="spellEnd"/>
+            <w:r>
+              <w:t>)</w:t>
+            </w:r>
+            <w:r>
+              <w:br/>
+              <w:t xml:space="preserve">    </w:t>
+            </w:r>
+            <w:proofErr w:type="spellStart"/>
+            <w:r>
+              <w:t>st.bar_chart</w:t>
+            </w:r>
+            <w:proofErr w:type="spellEnd"/>
+            <w:r>
+              <w:t>(</w:t>
+            </w:r>
+            <w:proofErr w:type="spellStart"/>
+            <w:r>
+              <w:t>weekly_totals</w:t>
+            </w:r>
+            <w:proofErr w:type="spellEnd"/>
+            <w:r>
+              <w:t>)</w:t>
+            </w:r>
+            <w:r>
+              <w:br/>
+              <w:t xml:space="preserve">    </w:t>
+            </w:r>
+            <w:proofErr w:type="spellStart"/>
+            <w:r>
+              <w:t>st.dataframe</w:t>
+            </w:r>
+            <w:proofErr w:type="spellEnd"/>
+            <w:r>
+              <w:t>(</w:t>
+            </w:r>
+            <w:proofErr w:type="spellStart"/>
+            <w:r>
+              <w:t>shipment_df</w:t>
+            </w:r>
+            <w:proofErr w:type="spellEnd"/>
+            <w:r>
+              <w:t xml:space="preserve">, </w:t>
+            </w:r>
+            <w:proofErr w:type="spellStart"/>
+            <w:r>
+              <w:t>use_container_width</w:t>
+            </w:r>
+            <w:proofErr w:type="spellEnd"/>
+            <w:r>
+              <w:t>=True)</w:t>
+            </w:r>
+            <w:r>
+              <w:br/>
+            </w:r>
+            <w:r>
+              <w:br/>
+              <w:t xml:space="preserve">with </w:t>
+            </w:r>
+            <w:proofErr w:type="spellStart"/>
+            <w:r>
+              <w:t>cost_tab</w:t>
+            </w:r>
+            <w:proofErr w:type="spellEnd"/>
+            <w:r>
+              <w:t>:</w:t>
+            </w:r>
+            <w:r>
+              <w:br/>
+              <w:t xml:space="preserve">    </w:t>
+            </w:r>
+            <w:proofErr w:type="spellStart"/>
+            <w:r>
+              <w:t>st.subheader</w:t>
+            </w:r>
+            <w:proofErr w:type="spellEnd"/>
+            <w:r>
+              <w:t>("Transportation Expense by Warehouse")</w:t>
+            </w:r>
+            <w:r>
+              <w:br/>
+              <w:t xml:space="preserve">    </w:t>
+            </w:r>
+            <w:proofErr w:type="spellStart"/>
+            <w:r>
+              <w:t>st.bar_chart</w:t>
+            </w:r>
+            <w:proofErr w:type="spellEnd"/>
+            <w:r>
+              <w:t>(</w:t>
+            </w:r>
+            <w:proofErr w:type="spellStart"/>
+            <w:r>
+              <w:t>warehouse_expense</w:t>
+            </w:r>
+            <w:proofErr w:type="spellEnd"/>
+            <w:r>
+              <w:t>)</w:t>
+            </w:r>
+            <w:r>
+              <w:br/>
+              <w:t xml:space="preserve">    </w:t>
+            </w:r>
+            <w:proofErr w:type="spellStart"/>
+            <w:r>
+              <w:t>st.write</w:t>
+            </w:r>
+            <w:proofErr w:type="spellEnd"/>
+            <w:r>
+              <w:t xml:space="preserve">("Most cost-efficient warehouse:", </w:t>
+            </w:r>
+            <w:proofErr w:type="spellStart"/>
+            <w:r>
+              <w:t>cost_efficient</w:t>
+            </w:r>
+            <w:proofErr w:type="spellEnd"/>
+            <w:r>
+              <w:t>)</w:t>
+            </w:r>
+            <w:r>
+              <w:br/>
+              <w:t xml:space="preserve">    </w:t>
+            </w:r>
+            <w:proofErr w:type="spellStart"/>
+            <w:r>
+              <w:t>st.dataframe</w:t>
+            </w:r>
+            <w:proofErr w:type="spellEnd"/>
+            <w:r>
+              <w:t>(</w:t>
+            </w:r>
+            <w:proofErr w:type="spellStart"/>
+            <w:r>
+              <w:t>expense_df</w:t>
+            </w:r>
+            <w:proofErr w:type="spellEnd"/>
+            <w:r>
+              <w:t xml:space="preserve">, </w:t>
+            </w:r>
+            <w:proofErr w:type="spellStart"/>
+            <w:r>
+              <w:t>use_container_width</w:t>
+            </w:r>
+            <w:proofErr w:type="spellEnd"/>
+            <w:r>
+              <w:t>=True)</w:t>
+            </w:r>
+            <w:r>
+              <w:br/>
+            </w:r>
+            <w:r>
+              <w:br/>
+              <w:t xml:space="preserve">with </w:t>
+            </w:r>
+            <w:proofErr w:type="spellStart"/>
+            <w:r>
+              <w:t>bottleneck_tab</w:t>
+            </w:r>
+            <w:proofErr w:type="spellEnd"/>
+            <w:r>
+              <w:t>:</w:t>
+            </w:r>
+            <w:r>
+              <w:br/>
+              <w:t xml:space="preserve">    </w:t>
+            </w:r>
+            <w:proofErr w:type="spellStart"/>
+            <w:r>
+              <w:t>st.subheader</w:t>
+            </w:r>
+            <w:proofErr w:type="spellEnd"/>
+            <w:r>
+              <w:t>("Capacity Utilization")</w:t>
+            </w:r>
+            <w:r>
+              <w:br/>
+              <w:t xml:space="preserve">    </w:t>
+            </w:r>
+            <w:proofErr w:type="spellStart"/>
+            <w:r>
+              <w:t>st.line_chart</w:t>
+            </w:r>
+            <w:proofErr w:type="spellEnd"/>
+            <w:r>
+              <w:t>(</w:t>
+            </w:r>
+            <w:proofErr w:type="spellStart"/>
+            <w:r>
+              <w:t>utilization_df.T</w:t>
+            </w:r>
+            <w:proofErr w:type="spellEnd"/>
+            <w:r>
+              <w:t>)</w:t>
+            </w:r>
+            <w:r>
+              <w:br/>
+              <w:t xml:space="preserve">    </w:t>
+            </w:r>
+            <w:proofErr w:type="spellStart"/>
+            <w:r>
+              <w:t>bottleneck_table</w:t>
+            </w:r>
+            <w:proofErr w:type="spellEnd"/>
+            <w:r>
+              <w:t xml:space="preserve"> = </w:t>
+            </w:r>
+            <w:proofErr w:type="spellStart"/>
+            <w:r>
+              <w:t>utilization_df</w:t>
+            </w:r>
+            <w:proofErr w:type="spellEnd"/>
+            <w:r>
+              <w:t>[</w:t>
+            </w:r>
+            <w:proofErr w:type="spellStart"/>
+            <w:r>
+              <w:t>utilization_df</w:t>
+            </w:r>
+            <w:proofErr w:type="spellEnd"/>
+            <w:r>
+              <w:t xml:space="preserve"> &gt;= threshold]</w:t>
+            </w:r>
+            <w:r>
+              <w:br/>
+              <w:t xml:space="preserve">    </w:t>
+            </w:r>
+            <w:proofErr w:type="spellStart"/>
+            <w:r>
+              <w:t>st.dataframe</w:t>
+            </w:r>
+            <w:proofErr w:type="spellEnd"/>
+            <w:r>
+              <w:t>(</w:t>
+            </w:r>
+            <w:proofErr w:type="spellStart"/>
+            <w:r>
+              <w:t>bottleneck_table</w:t>
+            </w:r>
+            <w:proofErr w:type="spellEnd"/>
+            <w:r>
+              <w:t xml:space="preserve">, </w:t>
+            </w:r>
+            <w:proofErr w:type="spellStart"/>
+            <w:r>
+              <w:t>use_container_width</w:t>
+            </w:r>
+            <w:proofErr w:type="spellEnd"/>
+            <w:r>
+              <w:t>=True)</w:t>
+            </w:r>
+            <w:r>
+              <w:br/>
+              <w:t xml:space="preserve">    if </w:t>
+            </w:r>
+            <w:proofErr w:type="spellStart"/>
+            <w:r>
+              <w:t>bottleneck_table.notna</w:t>
+            </w:r>
+            <w:proofErr w:type="spellEnd"/>
+            <w:r>
+              <w:t>().any().any():</w:t>
             </w:r>
             <w:r>
               <w:br/>
             </w:r>
             <w:r>
               <w:lastRenderedPageBreak/>
-              <w:t xml:space="preserve">        st.warning("High-utilization warehouse-week combinations detected.")</w:t>
+              <w:t xml:space="preserve">        </w:t>
+            </w:r>
+            <w:proofErr w:type="spellStart"/>
+            <w:r>
+              <w:t>st.warning</w:t>
+            </w:r>
+            <w:proofErr w:type="spellEnd"/>
+            <w:r>
+              <w:t>("High-utilization warehouse-week combinations detected.")</w:t>
             </w:r>
             <w:r>
               <w:br/>
@@ -4914,61 +6605,221 @@
             </w:r>
             <w:r>
               <w:br/>
-              <w:t xml:space="preserve">        st.success("No bottlenecks detected at the selected threshold.")</w:t>
-            </w:r>
-            <w:r>
-              <w:br/>
-            </w:r>
-            <w:r>
-              <w:br/>
-              <w:t>with report_tab:</w:t>
-            </w:r>
-            <w:r>
-              <w:br/>
-              <w:t xml:space="preserve">    st.subheader("Warehouse Performance Report")</w:t>
-            </w:r>
-            <w:r>
-              <w:br/>
-              <w:t xml:space="preserve">    st.dataframe(performance_report, use_container_width=True)</w:t>
-            </w:r>
-            <w:r>
-              <w:br/>
-              <w:t xml:space="preserve">    st.bar_chart(performance_report[["Total Shipments"]])</w:t>
-            </w:r>
-            <w:r>
-              <w:br/>
-            </w:r>
-            <w:r>
-              <w:br/>
-              <w:t>with planning_tab:</w:t>
-            </w:r>
-            <w:r>
-              <w:br/>
-              <w:t xml:space="preserve">    st.subheader("Supply Chain Planning Summary")</w:t>
-            </w:r>
-            <w:r>
-              <w:br/>
-              <w:t xml:space="preserve">    st.write("Selected warehouse:", selected_warehouse)</w:t>
-            </w:r>
-            <w:r>
-              <w:br/>
-              <w:t xml:space="preserve">    st.write("Highest-performing warehouse:", best_warehouse)</w:t>
-            </w:r>
-            <w:r>
-              <w:br/>
-              <w:t xml:space="preserve">    st.write("Peak shipment week:", peak_week)</w:t>
-            </w:r>
-            <w:r>
-              <w:br/>
-              <w:t xml:space="preserve">    st.write("Most cost-efficient warehouse:", cost_efficient)</w:t>
-            </w:r>
-            <w:r>
-              <w:br/>
-              <w:t xml:space="preserve">    st.write("Highest bottleneck risk:", bottleneck)</w:t>
-            </w:r>
-            <w:r>
-              <w:br/>
-              <w:t xml:space="preserve">    st.write(</w:t>
+              <w:t xml:space="preserve">        </w:t>
+            </w:r>
+            <w:proofErr w:type="spellStart"/>
+            <w:r>
+              <w:t>st.success</w:t>
+            </w:r>
+            <w:proofErr w:type="spellEnd"/>
+            <w:r>
+              <w:t>("No bottlenecks detected at the selected threshold.")</w:t>
+            </w:r>
+            <w:r>
+              <w:br/>
+            </w:r>
+            <w:r>
+              <w:br/>
+              <w:t xml:space="preserve">with </w:t>
+            </w:r>
+            <w:proofErr w:type="spellStart"/>
+            <w:r>
+              <w:t>report_tab</w:t>
+            </w:r>
+            <w:proofErr w:type="spellEnd"/>
+            <w:r>
+              <w:t>:</w:t>
+            </w:r>
+            <w:r>
+              <w:br/>
+              <w:t xml:space="preserve">    </w:t>
+            </w:r>
+            <w:proofErr w:type="spellStart"/>
+            <w:r>
+              <w:t>st.subheader</w:t>
+            </w:r>
+            <w:proofErr w:type="spellEnd"/>
+            <w:r>
+              <w:t>("Warehouse Performance Report")</w:t>
+            </w:r>
+            <w:r>
+              <w:br/>
+              <w:t xml:space="preserve">    </w:t>
+            </w:r>
+            <w:proofErr w:type="spellStart"/>
+            <w:r>
+              <w:t>st.dataframe</w:t>
+            </w:r>
+            <w:proofErr w:type="spellEnd"/>
+            <w:r>
+              <w:t>(</w:t>
+            </w:r>
+            <w:proofErr w:type="spellStart"/>
+            <w:r>
+              <w:t>performance_report</w:t>
+            </w:r>
+            <w:proofErr w:type="spellEnd"/>
+            <w:r>
+              <w:t xml:space="preserve">, </w:t>
+            </w:r>
+            <w:proofErr w:type="spellStart"/>
+            <w:r>
+              <w:t>use_container_width</w:t>
+            </w:r>
+            <w:proofErr w:type="spellEnd"/>
+            <w:r>
+              <w:t>=True)</w:t>
+            </w:r>
+            <w:r>
+              <w:br/>
+              <w:t xml:space="preserve">    </w:t>
+            </w:r>
+            <w:proofErr w:type="spellStart"/>
+            <w:r>
+              <w:t>st.bar_chart</w:t>
+            </w:r>
+            <w:proofErr w:type="spellEnd"/>
+            <w:r>
+              <w:t>(</w:t>
+            </w:r>
+            <w:proofErr w:type="spellStart"/>
+            <w:r>
+              <w:t>performance_report</w:t>
+            </w:r>
+            <w:proofErr w:type="spellEnd"/>
+            <w:r>
+              <w:t>[["Total Shipments"]])</w:t>
+            </w:r>
+            <w:r>
+              <w:br/>
+            </w:r>
+            <w:r>
+              <w:br/>
+              <w:t xml:space="preserve">with </w:t>
+            </w:r>
+            <w:proofErr w:type="spellStart"/>
+            <w:r>
+              <w:t>planning_tab</w:t>
+            </w:r>
+            <w:proofErr w:type="spellEnd"/>
+            <w:r>
+              <w:t>:</w:t>
+            </w:r>
+            <w:r>
+              <w:br/>
+              <w:t xml:space="preserve">    </w:t>
+            </w:r>
+            <w:proofErr w:type="spellStart"/>
+            <w:r>
+              <w:t>st.subheader</w:t>
+            </w:r>
+            <w:proofErr w:type="spellEnd"/>
+            <w:r>
+              <w:t>("Supply Chain Planning Summary")</w:t>
+            </w:r>
+            <w:r>
+              <w:br/>
+              <w:t xml:space="preserve">    </w:t>
+            </w:r>
+            <w:proofErr w:type="spellStart"/>
+            <w:r>
+              <w:t>st.write</w:t>
+            </w:r>
+            <w:proofErr w:type="spellEnd"/>
+            <w:r>
+              <w:t xml:space="preserve">("Selected warehouse:", </w:t>
+            </w:r>
+            <w:proofErr w:type="spellStart"/>
+            <w:r>
+              <w:t>selected_warehouse</w:t>
+            </w:r>
+            <w:proofErr w:type="spellEnd"/>
+            <w:r>
+              <w:t>)</w:t>
+            </w:r>
+            <w:r>
+              <w:br/>
+              <w:t xml:space="preserve">    </w:t>
+            </w:r>
+            <w:proofErr w:type="spellStart"/>
+            <w:r>
+              <w:t>st.write</w:t>
+            </w:r>
+            <w:proofErr w:type="spellEnd"/>
+            <w:r>
+              <w:t xml:space="preserve">("Highest-performing warehouse:", </w:t>
+            </w:r>
+            <w:proofErr w:type="spellStart"/>
+            <w:r>
+              <w:t>best_warehouse</w:t>
+            </w:r>
+            <w:proofErr w:type="spellEnd"/>
+            <w:r>
+              <w:t>)</w:t>
+            </w:r>
+            <w:r>
+              <w:br/>
+              <w:t xml:space="preserve">    </w:t>
+            </w:r>
+            <w:proofErr w:type="spellStart"/>
+            <w:r>
+              <w:t>st.write</w:t>
+            </w:r>
+            <w:proofErr w:type="spellEnd"/>
+            <w:r>
+              <w:t xml:space="preserve">("Peak shipment week:", </w:t>
+            </w:r>
+            <w:proofErr w:type="spellStart"/>
+            <w:r>
+              <w:t>peak_week</w:t>
+            </w:r>
+            <w:proofErr w:type="spellEnd"/>
+            <w:r>
+              <w:t>)</w:t>
+            </w:r>
+            <w:r>
+              <w:br/>
+              <w:t xml:space="preserve">    </w:t>
+            </w:r>
+            <w:proofErr w:type="spellStart"/>
+            <w:r>
+              <w:t>st.write</w:t>
+            </w:r>
+            <w:proofErr w:type="spellEnd"/>
+            <w:r>
+              <w:t xml:space="preserve">("Most cost-efficient warehouse:", </w:t>
+            </w:r>
+            <w:proofErr w:type="spellStart"/>
+            <w:r>
+              <w:t>cost_efficient</w:t>
+            </w:r>
+            <w:proofErr w:type="spellEnd"/>
+            <w:r>
+              <w:t>)</w:t>
+            </w:r>
+            <w:r>
+              <w:br/>
+              <w:t xml:space="preserve">    </w:t>
+            </w:r>
+            <w:proofErr w:type="spellStart"/>
+            <w:r>
+              <w:t>st.write</w:t>
+            </w:r>
+            <w:proofErr w:type="spellEnd"/>
+            <w:r>
+              <w:t>("Highest bottleneck risk:", bottleneck)</w:t>
+            </w:r>
+            <w:r>
+              <w:br/>
+              <w:t xml:space="preserve">    </w:t>
+            </w:r>
+            <w:proofErr w:type="spellStart"/>
+            <w:r>
+              <w:t>st.write</w:t>
+            </w:r>
+            <w:proofErr w:type="spellEnd"/>
+            <w:r>
+              <w:t>(</w:t>
             </w:r>
             <w:r>
               <w:br/>
@@ -4987,7 +6838,15 @@
             </w:r>
             <w:r>
               <w:br/>
-              <w:t># Run using: python -m streamlit run dashboard.py</w:t>
+              <w:t xml:space="preserve"># Run using: python -m </w:t>
+            </w:r>
+            <w:proofErr w:type="spellStart"/>
+            <w:r>
+              <w:t>streamlit</w:t>
+            </w:r>
+            <w:proofErr w:type="spellEnd"/>
+            <w:r>
+              <w:t xml:space="preserve"> run dashboard.py</w:t>
             </w:r>
           </w:p>
         </w:tc>
@@ -5611,7 +7470,15 @@
               <w:jc w:val="both"/>
             </w:pPr>
             <w:r>
-              <w:t>Explanation/Observation: The expression shipments[:2, -3:] selected the first two warehouses and the last three weeks, producing a matrix of shape (2, 3).</w:t>
+              <w:t xml:space="preserve">Explanation/Observation: The expression </w:t>
+            </w:r>
+            <w:proofErr w:type="gramStart"/>
+            <w:r>
+              <w:t>shipments[</w:t>
+            </w:r>
+            <w:proofErr w:type="gramEnd"/>
+            <w:r>
+              <w:t>:2, -3:] selected the first two warehouses and the last three weeks, producing a matrix of shape (2, 3).</w:t>
             </w:r>
           </w:p>
           <w:p>
@@ -6469,7 +8336,15 @@
               <w:spacing w:after="20"/>
             </w:pPr>
             <w:r>
-              <w:t>2. Pandas documentation for DataFrame creation and warehouse performance reporting.</w:t>
+              <w:t xml:space="preserve">2. Pandas documentation for </w:t>
+            </w:r>
+            <w:proofErr w:type="spellStart"/>
+            <w:r>
+              <w:t>DataFrame</w:t>
+            </w:r>
+            <w:proofErr w:type="spellEnd"/>
+            <w:r>
+              <w:t xml:space="preserve"> creation and warehouse performance reporting.</w:t>
             </w:r>
           </w:p>
           <w:p>
@@ -6511,12 +8386,8 @@
       </w:pPr>
     </w:p>
     <w:sectPr>
-      <w:headerReference w:type="even" r:id="rId16"/>
-      <w:headerReference w:type="default" r:id="rId17"/>
-      <w:footerReference w:type="even" r:id="rId18"/>
-      <w:footerReference w:type="default" r:id="rId19"/>
-      <w:headerReference w:type="first" r:id="rId20"/>
-      <w:footerReference w:type="first" r:id="rId21"/>
+      <w:headerReference w:type="default" r:id="rId16"/>
+      <w:footerReference w:type="default" r:id="rId17"/>
       <w:pgSz w:w="11906" w:h="16838"/>
       <w:pgMar w:top="1440" w:right="1440" w:bottom="1440" w:left="1440" w:header="708" w:footer="708" w:gutter="0"/>
       <w:pgBorders w:offsetFrom="page">
@@ -6525,6 +8396,7 @@
         <w:bottom w:val="double" w:sz="4" w:space="24" w:color="auto" w:shadow="1"/>
         <w:right w:val="double" w:sz="4" w:space="24" w:color="auto" w:shadow="1"/>
       </w:pgBorders>
+      <w:pgNumType w:start="6"/>
       <w:cols w:space="708"/>
       <w:docGrid w:linePitch="360"/>
     </w:sectPr>
@@ -6562,16 +8434,6 @@
   <w:p>
     <w:pPr>
       <w:pStyle w:val="Footer"/>
-    </w:pPr>
-  </w:p>
-</w:ftr>
-</file>
-
-<file path=word/footer2.xml><?xml version="1.0" encoding="utf-8"?>
-<w:ftr xmlns:wpc="http://schemas.microsoft.com/office/word/2010/wordprocessingCanvas" xmlns:cx="http://schemas.microsoft.com/office/drawing/2014/chartex" xmlns:cx1="http://schemas.microsoft.com/office/drawing/2015/9/8/chartex" xmlns:cx2="http://schemas.microsoft.com/office/drawing/2015/10/21/chartex" xmlns:cx3="http://schemas.microsoft.com/office/drawing/2016/5/9/chartex" xmlns:cx4="http://schemas.microsoft.com/office/drawing/2016/5/10/chartex" xmlns:cx5="http://schemas.microsoft.com/office/drawing/2016/5/11/chartex" xmlns:cx6="http://schemas.microsoft.com/office/drawing/2016/5/12/chartex" xmlns:cx7="http://schemas.microsoft.com/office/drawing/2016/5/13/chartex" xmlns:cx8="http://schemas.microsoft.com/office/drawing/2016/5/14/chartex" xmlns:mc="http://schemas.openxmlformats.org/markup-compatibility/2006" xmlns:aink="http://schemas.microsoft.com/office/drawing/2016/ink" xmlns:am3d="http://schemas.microsoft.com/office/drawing/2017/model3d" xmlns:o="urn:schemas-microsoft-com:office:office" xmlns:oel="http://schemas.microsoft.com/office/2019/extlst" xmlns:r="http://schemas.openxmlformats.org/officeDocument/2006/relationships" xmlns:m="http://schemas.openxmlformats.org/officeDocument/2006/math" xmlns:v="urn:schemas-microsoft-com:vml" xmlns:wp14="http://schemas.microsoft.com/office/word/2010/wordprocessingDrawing" xmlns:wp="http://schemas.openxmlformats.org/drawingml/2006/wordprocessingDrawing" xmlns:w10="urn:schemas-microsoft-com:office:word" xmlns:w="http://schemas.openxmlformats.org/wordprocessingml/2006/main" xmlns:w14="http://schemas.microsoft.com/office/word/2010/wordml" xmlns:w15="http://schemas.microsoft.com/office/word/2012/wordml" xmlns:w16cei="http://schemas.microsoft.com/office/word/2026/wordml/cei" xmlns:w16cex="http://schemas.microsoft.com/office/word/2018/wordml/cex" xmlns:w16cid="http://schemas.microsoft.com/office/word/2016/wordml/cid" xmlns:w16="http://schemas.microsoft.com/office/word/2018/wordml" xmlns:w16du="http://schemas.microsoft.com/office/word/2023/wordml/word16du" xmlns:w16sdtdh="http://schemas.microsoft.com/office/word/2020/wordml/sdtdatahash" xmlns:w16sdtfl="http://schemas.microsoft.com/office/word/2024/wordml/sdtformatlock" xmlns:w16se="http://schemas.microsoft.com/office/word/2015/wordml/symex" xmlns:wpg="http://schemas.microsoft.com/office/word/2010/wordprocessingGroup" xmlns:wpi="http://schemas.microsoft.com/office/word/2010/wordprocessingInk" xmlns:wne="http://schemas.microsoft.com/office/word/2006/wordml" xmlns:wps="http://schemas.microsoft.com/office/word/2010/wordprocessingShape" mc:Ignorable="w14 w15 w16se w16cid w16 w16cex w16sdtdh w16sdtfl w16du wp14">
-  <w:p>
-    <w:pPr>
-      <w:pStyle w:val="Footer"/>
       <w:rPr>
         <w:lang w:val="en-US"/>
       </w:rPr>
@@ -6599,8 +8461,16 @@
       <w:rPr>
         <w:sz w:val="20"/>
       </w:rPr>
-      <w:t xml:space="preserve"> Makada Hasnain Husainbhai</w:t>
+      <w:t xml:space="preserve"> Makada Hasnain </w:t>
     </w:r>
+    <w:proofErr w:type="spellStart"/>
+    <w:r>
+      <w:rPr>
+        <w:sz w:val="20"/>
+      </w:rPr>
+      <w:t>Husainbhai</w:t>
+    </w:r>
+    <w:proofErr w:type="spellEnd"/>
   </w:p>
   <w:p>
     <w:pPr>
@@ -6714,16 +8584,6 @@
 </w:ftr>
 </file>
 
-<file path=word/footer3.xml><?xml version="1.0" encoding="utf-8"?>
-<w:ftr xmlns:wpc="http://schemas.microsoft.com/office/word/2010/wordprocessingCanvas" xmlns:cx="http://schemas.microsoft.com/office/drawing/2014/chartex" xmlns:cx1="http://schemas.microsoft.com/office/drawing/2015/9/8/chartex" xmlns:cx2="http://schemas.microsoft.com/office/drawing/2015/10/21/chartex" xmlns:cx3="http://schemas.microsoft.com/office/drawing/2016/5/9/chartex" xmlns:cx4="http://schemas.microsoft.com/office/drawing/2016/5/10/chartex" xmlns:cx5="http://schemas.microsoft.com/office/drawing/2016/5/11/chartex" xmlns:cx6="http://schemas.microsoft.com/office/drawing/2016/5/12/chartex" xmlns:cx7="http://schemas.microsoft.com/office/drawing/2016/5/13/chartex" xmlns:cx8="http://schemas.microsoft.com/office/drawing/2016/5/14/chartex" xmlns:mc="http://schemas.openxmlformats.org/markup-compatibility/2006" xmlns:aink="http://schemas.microsoft.com/office/drawing/2016/ink" xmlns:am3d="http://schemas.microsoft.com/office/drawing/2017/model3d" xmlns:o="urn:schemas-microsoft-com:office:office" xmlns:oel="http://schemas.microsoft.com/office/2019/extlst" xmlns:r="http://schemas.openxmlformats.org/officeDocument/2006/relationships" xmlns:m="http://schemas.openxmlformats.org/officeDocument/2006/math" xmlns:v="urn:schemas-microsoft-com:vml" xmlns:wp14="http://schemas.microsoft.com/office/word/2010/wordprocessingDrawing" xmlns:wp="http://schemas.openxmlformats.org/drawingml/2006/wordprocessingDrawing" xmlns:w10="urn:schemas-microsoft-com:office:word" xmlns:w="http://schemas.openxmlformats.org/wordprocessingml/2006/main" xmlns:w14="http://schemas.microsoft.com/office/word/2010/wordml" xmlns:w15="http://schemas.microsoft.com/office/word/2012/wordml" xmlns:w16cei="http://schemas.microsoft.com/office/word/2026/wordml/cei" xmlns:w16cex="http://schemas.microsoft.com/office/word/2018/wordml/cex" xmlns:w16cid="http://schemas.microsoft.com/office/word/2016/wordml/cid" xmlns:w16="http://schemas.microsoft.com/office/word/2018/wordml" xmlns:w16du="http://schemas.microsoft.com/office/word/2023/wordml/word16du" xmlns:w16sdtdh="http://schemas.microsoft.com/office/word/2020/wordml/sdtdatahash" xmlns:w16sdtfl="http://schemas.microsoft.com/office/word/2024/wordml/sdtformatlock" xmlns:w16se="http://schemas.microsoft.com/office/word/2015/wordml/symex" xmlns:wpg="http://schemas.microsoft.com/office/word/2010/wordprocessingGroup" xmlns:wpi="http://schemas.microsoft.com/office/word/2010/wordprocessingInk" xmlns:wne="http://schemas.microsoft.com/office/word/2006/wordml" xmlns:wps="http://schemas.microsoft.com/office/word/2010/wordprocessingShape" mc:Ignorable="w14 w15 w16se w16cid w16 w16cex w16sdtdh w16sdtfl w16du wp14">
-  <w:p>
-    <w:pPr>
-      <w:pStyle w:val="Footer"/>
-    </w:pPr>
-  </w:p>
-</w:ftr>
-</file>
-
 <file path=word/footnotes.xml><?xml version="1.0" encoding="utf-8"?>
 <w:footnotes xmlns:wpc="http://schemas.microsoft.com/office/word/2010/wordprocessingCanvas" xmlns:cx="http://schemas.microsoft.com/office/drawing/2014/chartex" xmlns:cx1="http://schemas.microsoft.com/office/drawing/2015/9/8/chartex" xmlns:cx2="http://schemas.microsoft.com/office/drawing/2015/10/21/chartex" xmlns:cx3="http://schemas.microsoft.com/office/drawing/2016/5/9/chartex" xmlns:cx4="http://schemas.microsoft.com/office/drawing/2016/5/10/chartex" xmlns:cx5="http://schemas.microsoft.com/office/drawing/2016/5/11/chartex" xmlns:cx6="http://schemas.microsoft.com/office/drawing/2016/5/12/chartex" xmlns:cx7="http://schemas.microsoft.com/office/drawing/2016/5/13/chartex" xmlns:cx8="http://schemas.microsoft.com/office/drawing/2016/5/14/chartex" xmlns:mc="http://schemas.openxmlformats.org/markup-compatibility/2006" xmlns:aink="http://schemas.microsoft.com/office/drawing/2016/ink" xmlns:am3d="http://schemas.microsoft.com/office/drawing/2017/model3d" xmlns:o="urn:schemas-microsoft-com:office:office" xmlns:oel="http://schemas.microsoft.com/office/2019/extlst" xmlns:r="http://schemas.openxmlformats.org/officeDocument/2006/relationships" xmlns:m="http://schemas.openxmlformats.org/officeDocument/2006/math" xmlns:v="urn:schemas-microsoft-com:vml" xmlns:wp14="http://schemas.microsoft.com/office/word/2010/wordprocessingDrawing" xmlns:wp="http://schemas.openxmlformats.org/drawingml/2006/wordprocessingDrawing" xmlns:w10="urn:schemas-microsoft-com:office:word" xmlns:w="http://schemas.openxmlformats.org/wordprocessingml/2006/main" xmlns:w14="http://schemas.microsoft.com/office/word/2010/wordml" xmlns:w15="http://schemas.microsoft.com/office/word/2012/wordml" xmlns:w16cei="http://schemas.microsoft.com/office/word/2026/wordml/cei" xmlns:w16cex="http://schemas.microsoft.com/office/word/2018/wordml/cex" xmlns:w16cid="http://schemas.microsoft.com/office/word/2016/wordml/cid" xmlns:w16="http://schemas.microsoft.com/office/word/2018/wordml" xmlns:w16du="http://schemas.microsoft.com/office/word/2023/wordml/word16du" xmlns:w16sdtdh="http://schemas.microsoft.com/office/word/2020/wordml/sdtdatahash" xmlns:w16sdtfl="http://schemas.microsoft.com/office/word/2024/wordml/sdtformatlock" xmlns:w16se="http://schemas.microsoft.com/office/word/2015/wordml/symex" xmlns:wpg="http://schemas.microsoft.com/office/word/2010/wordprocessingGroup" xmlns:wpi="http://schemas.microsoft.com/office/word/2010/wordprocessingInk" xmlns:wne="http://schemas.microsoft.com/office/word/2006/wordml" xmlns:wps="http://schemas.microsoft.com/office/word/2010/wordprocessingShape" mc:Ignorable="w14 w15 w16se w16cid w16 w16cex w16sdtdh w16sdtfl w16du wp14">
   <w:footnote w:type="separator" w:id="-1">
@@ -6750,16 +8610,6 @@
 </file>
 
 <file path=word/header1.xml><?xml version="1.0" encoding="utf-8"?>
-<w:hdr xmlns:wpc="http://schemas.microsoft.com/office/word/2010/wordprocessingCanvas" xmlns:cx="http://schemas.microsoft.com/office/drawing/2014/chartex" xmlns:cx1="http://schemas.microsoft.com/office/drawing/2015/9/8/chartex" xmlns:cx2="http://schemas.microsoft.com/office/drawing/2015/10/21/chartex" xmlns:cx3="http://schemas.microsoft.com/office/drawing/2016/5/9/chartex" xmlns:cx4="http://schemas.microsoft.com/office/drawing/2016/5/10/chartex" xmlns:cx5="http://schemas.microsoft.com/office/drawing/2016/5/11/chartex" xmlns:cx6="http://schemas.microsoft.com/office/drawing/2016/5/12/chartex" xmlns:cx7="http://schemas.microsoft.com/office/drawing/2016/5/13/chartex" xmlns:cx8="http://schemas.microsoft.com/office/drawing/2016/5/14/chartex" xmlns:mc="http://schemas.openxmlformats.org/markup-compatibility/2006" xmlns:aink="http://schemas.microsoft.com/office/drawing/2016/ink" xmlns:am3d="http://schemas.microsoft.com/office/drawing/2017/model3d" xmlns:o="urn:schemas-microsoft-com:office:office" xmlns:oel="http://schemas.microsoft.com/office/2019/extlst" xmlns:r="http://schemas.openxmlformats.org/officeDocument/2006/relationships" xmlns:m="http://schemas.openxmlformats.org/officeDocument/2006/math" xmlns:v="urn:schemas-microsoft-com:vml" xmlns:wp14="http://schemas.microsoft.com/office/word/2010/wordprocessingDrawing" xmlns:wp="http://schemas.openxmlformats.org/drawingml/2006/wordprocessingDrawing" xmlns:w10="urn:schemas-microsoft-com:office:word" xmlns:w="http://schemas.openxmlformats.org/wordprocessingml/2006/main" xmlns:w14="http://schemas.microsoft.com/office/word/2010/wordml" xmlns:w15="http://schemas.microsoft.com/office/word/2012/wordml" xmlns:w16cei="http://schemas.microsoft.com/office/word/2026/wordml/cei" xmlns:w16cex="http://schemas.microsoft.com/office/word/2018/wordml/cex" xmlns:w16cid="http://schemas.microsoft.com/office/word/2016/wordml/cid" xmlns:w16="http://schemas.microsoft.com/office/word/2018/wordml" xmlns:w16du="http://schemas.microsoft.com/office/word/2023/wordml/word16du" xmlns:w16sdtdh="http://schemas.microsoft.com/office/word/2020/wordml/sdtdatahash" xmlns:w16sdtfl="http://schemas.microsoft.com/office/word/2024/wordml/sdtformatlock" xmlns:w16se="http://schemas.microsoft.com/office/word/2015/wordml/symex" xmlns:wpg="http://schemas.microsoft.com/office/word/2010/wordprocessingGroup" xmlns:wpi="http://schemas.microsoft.com/office/word/2010/wordprocessingInk" xmlns:wne="http://schemas.microsoft.com/office/word/2006/wordml" xmlns:wps="http://schemas.microsoft.com/office/word/2010/wordprocessingShape" mc:Ignorable="w14 w15 w16se w16cid w16 w16cex w16sdtdh w16sdtfl w16du wp14">
-  <w:p>
-    <w:pPr>
-      <w:pStyle w:val="Header"/>
-    </w:pPr>
-  </w:p>
-</w:hdr>
-</file>
-
-<file path=word/header2.xml><?xml version="1.0" encoding="utf-8"?>
 <w:hdr xmlns:wpc="http://schemas.microsoft.com/office/word/2010/wordprocessingCanvas" xmlns:cx="http://schemas.microsoft.com/office/drawing/2014/chartex" xmlns:cx1="http://schemas.microsoft.com/office/drawing/2015/9/8/chartex" xmlns:cx2="http://schemas.microsoft.com/office/drawing/2015/10/21/chartex" xmlns:cx3="http://schemas.microsoft.com/office/drawing/2016/5/9/chartex" xmlns:cx4="http://schemas.microsoft.com/office/drawing/2016/5/10/chartex" xmlns:cx5="http://schemas.microsoft.com/office/drawing/2016/5/11/chartex" xmlns:cx6="http://schemas.microsoft.com/office/drawing/2016/5/12/chartex" xmlns:cx7="http://schemas.microsoft.com/office/drawing/2016/5/13/chartex" xmlns:cx8="http://schemas.microsoft.com/office/drawing/2016/5/14/chartex" xmlns:mc="http://schemas.openxmlformats.org/markup-compatibility/2006" xmlns:aink="http://schemas.microsoft.com/office/drawing/2016/ink" xmlns:am3d="http://schemas.microsoft.com/office/drawing/2017/model3d" xmlns:o="urn:schemas-microsoft-com:office:office" xmlns:oel="http://schemas.microsoft.com/office/2019/extlst" xmlns:r="http://schemas.openxmlformats.org/officeDocument/2006/relationships" xmlns:m="http://schemas.openxmlformats.org/officeDocument/2006/math" xmlns:v="urn:schemas-microsoft-com:vml" xmlns:wp14="http://schemas.microsoft.com/office/word/2010/wordprocessingDrawing" xmlns:wp="http://schemas.openxmlformats.org/drawingml/2006/wordprocessingDrawing" xmlns:w10="urn:schemas-microsoft-com:office:word" xmlns:w="http://schemas.openxmlformats.org/wordprocessingml/2006/main" xmlns:w14="http://schemas.microsoft.com/office/word/2010/wordml" xmlns:w15="http://schemas.microsoft.com/office/word/2012/wordml" xmlns:w16cei="http://schemas.microsoft.com/office/word/2026/wordml/cei" xmlns:w16cex="http://schemas.microsoft.com/office/word/2018/wordml/cex" xmlns:w16cid="http://schemas.microsoft.com/office/word/2016/wordml/cid" xmlns:w16="http://schemas.microsoft.com/office/word/2018/wordml" xmlns:w16du="http://schemas.microsoft.com/office/word/2023/wordml/word16du" xmlns:w16sdtdh="http://schemas.microsoft.com/office/word/2020/wordml/sdtdatahash" xmlns:w16sdtfl="http://schemas.microsoft.com/office/word/2024/wordml/sdtformatlock" xmlns:w16se="http://schemas.microsoft.com/office/word/2015/wordml/symex" xmlns:wpg="http://schemas.microsoft.com/office/word/2010/wordprocessingGroup" xmlns:wpi="http://schemas.microsoft.com/office/word/2010/wordprocessingInk" xmlns:wne="http://schemas.microsoft.com/office/word/2006/wordml" xmlns:wps="http://schemas.microsoft.com/office/word/2010/wordprocessingShape" mc:Ignorable="w14 w15 w16se w16cid w16 w16cex w16sdtdh w16sdtfl w16du wp14">
   <w:p>
     <w:pPr>
@@ -6870,16 +8720,6 @@
       </w:rPr>
       <w:t>6</w:t>
     </w:r>
-  </w:p>
-</w:hdr>
-</file>
-
-<file path=word/header3.xml><?xml version="1.0" encoding="utf-8"?>
-<w:hdr xmlns:wpc="http://schemas.microsoft.com/office/word/2010/wordprocessingCanvas" xmlns:cx="http://schemas.microsoft.com/office/drawing/2014/chartex" xmlns:cx1="http://schemas.microsoft.com/office/drawing/2015/9/8/chartex" xmlns:cx2="http://schemas.microsoft.com/office/drawing/2015/10/21/chartex" xmlns:cx3="http://schemas.microsoft.com/office/drawing/2016/5/9/chartex" xmlns:cx4="http://schemas.microsoft.com/office/drawing/2016/5/10/chartex" xmlns:cx5="http://schemas.microsoft.com/office/drawing/2016/5/11/chartex" xmlns:cx6="http://schemas.microsoft.com/office/drawing/2016/5/12/chartex" xmlns:cx7="http://schemas.microsoft.com/office/drawing/2016/5/13/chartex" xmlns:cx8="http://schemas.microsoft.com/office/drawing/2016/5/14/chartex" xmlns:mc="http://schemas.openxmlformats.org/markup-compatibility/2006" xmlns:aink="http://schemas.microsoft.com/office/drawing/2016/ink" xmlns:am3d="http://schemas.microsoft.com/office/drawing/2017/model3d" xmlns:o="urn:schemas-microsoft-com:office:office" xmlns:oel="http://schemas.microsoft.com/office/2019/extlst" xmlns:r="http://schemas.openxmlformats.org/officeDocument/2006/relationships" xmlns:m="http://schemas.openxmlformats.org/officeDocument/2006/math" xmlns:v="urn:schemas-microsoft-com:vml" xmlns:wp14="http://schemas.microsoft.com/office/word/2010/wordprocessingDrawing" xmlns:wp="http://schemas.openxmlformats.org/drawingml/2006/wordprocessingDrawing" xmlns:w10="urn:schemas-microsoft-com:office:word" xmlns:w="http://schemas.openxmlformats.org/wordprocessingml/2006/main" xmlns:w14="http://schemas.microsoft.com/office/word/2010/wordml" xmlns:w15="http://schemas.microsoft.com/office/word/2012/wordml" xmlns:w16cei="http://schemas.microsoft.com/office/word/2026/wordml/cei" xmlns:w16cex="http://schemas.microsoft.com/office/word/2018/wordml/cex" xmlns:w16cid="http://schemas.microsoft.com/office/word/2016/wordml/cid" xmlns:w16="http://schemas.microsoft.com/office/word/2018/wordml" xmlns:w16du="http://schemas.microsoft.com/office/word/2023/wordml/word16du" xmlns:w16sdtdh="http://schemas.microsoft.com/office/word/2020/wordml/sdtdatahash" xmlns:w16sdtfl="http://schemas.microsoft.com/office/word/2024/wordml/sdtformatlock" xmlns:w16se="http://schemas.microsoft.com/office/word/2015/wordml/symex" xmlns:wpg="http://schemas.microsoft.com/office/word/2010/wordprocessingGroup" xmlns:wpi="http://schemas.microsoft.com/office/word/2010/wordprocessingInk" xmlns:wne="http://schemas.microsoft.com/office/word/2006/wordml" xmlns:wps="http://schemas.microsoft.com/office/word/2010/wordprocessingShape" mc:Ignorable="w14 w15 w16se w16cid w16 w16cex w16sdtdh w16sdtfl w16du wp14">
-  <w:p>
-    <w:pPr>
-      <w:pStyle w:val="Header"/>
-    </w:pPr>
   </w:p>
 </w:hdr>
 </file>
